--- a/lessons/6-7/downloads/reveal/teacher/6.7-session-2-prerequisite-practice-b.docx
+++ b/lessons/6-7/downloads/reveal/teacher/6.7-session-2-prerequisite-practice-b.docx
@@ -15,10 +15,28 @@
         <w:rPr>
           <w:rFonts w:ascii="Avenir Next" w:hAnsi="Avenir Next" w:cs="Avenir Next" w:eastAsia="Avenir Next"/>
           <w:color w:val="1A1A1A"/>
+          <w:sz w:val="22"/>
+          <w:szCs w:val="20"/>
+        </w:rPr>
+        <w:t xml:space="preserve">Name</w:t>
+      </w:r>
+      <w:r>
+        <w:rPr>
+          <w:rFonts w:ascii="Avenir Next" w:hAnsi="Avenir Next" w:cs="Avenir Next" w:eastAsia="Avenir Next"/>
+          <w:color w:val="1A1A1A"/>
           <w:sz w:val="20"/>
           <w:szCs w:val="20"/>
         </w:rPr>
-        <w:t xml:space="preserve">Name</w:t>
+        <w:tab/>
+      </w:r>
+      <w:r>
+        <w:rPr>
+          <w:rFonts w:ascii="Avenir Next" w:hAnsi="Avenir Next" w:cs="Avenir Next" w:eastAsia="Avenir Next"/>
+          <w:color w:val="1A1A1A"/>
+          <w:sz w:val="22"/>
+          <w:szCs w:val="20"/>
+        </w:rPr>
+        <w:t xml:space="preserve">   Date</w:t>
       </w:r>
       <w:r>
         <w:rPr>
@@ -33,25 +51,7 @@
         <w:rPr>
           <w:rFonts w:ascii="Avenir Next" w:hAnsi="Avenir Next" w:cs="Avenir Next" w:eastAsia="Avenir Next"/>
           <w:color w:val="1A1A1A"/>
-          <w:sz w:val="20"/>
-          <w:szCs w:val="20"/>
-        </w:rPr>
-        <w:t xml:space="preserve">   Date</w:t>
-      </w:r>
-      <w:r>
-        <w:rPr>
-          <w:rFonts w:ascii="Avenir Next" w:hAnsi="Avenir Next" w:cs="Avenir Next" w:eastAsia="Avenir Next"/>
-          <w:color w:val="1A1A1A"/>
-          <w:sz w:val="20"/>
-          <w:szCs w:val="20"/>
-        </w:rPr>
-        <w:tab/>
-      </w:r>
-      <w:r>
-        <w:rPr>
-          <w:rFonts w:ascii="Avenir Next" w:hAnsi="Avenir Next" w:cs="Avenir Next" w:eastAsia="Avenir Next"/>
-          <w:color w:val="1A1A1A"/>
-          <w:sz w:val="20"/>
+          <w:sz w:val="22"/>
           <w:szCs w:val="20"/>
         </w:rPr>
         <w:t xml:space="preserve">   Period</w:t>
@@ -78,7 +78,7 @@
           <w:caps/>
           <w:color w:val="003A70"/>
           <w:spacing w:val="12"/>
-          <w:sz w:val="19"/>
+          <w:sz w:val="22"/>
           <w:szCs w:val="19"/>
         </w:rPr>
         <w:t xml:space="preserve">Lesson 6-7  ·  Session 2  ·  Prerequisite Practice B  ·  Skill 1 of 2</w:t>
@@ -86,6 +86,7 @@
     </w:p>
     <w:p>
       <w:pPr>
+        <w:pStyle w:val="Heading1"/>
         <w:keepNext/>
         <w:spacing w:before="0" w:after="10" w:line="240" w:lineRule="auto"/>
       </w:pPr>
@@ -111,7 +112,7 @@
         <w:rPr>
           <w:rFonts w:ascii="Avenir Next" w:hAnsi="Avenir Next" w:cs="Avenir Next" w:eastAsia="Avenir Next"/>
           <w:color w:val="5A5F66"/>
-          <w:sz w:val="17"/>
+          <w:sz w:val="22"/>
           <w:szCs w:val="17"/>
         </w:rPr>
         <w:t xml:space="preserve">Builds on Lesson 6-7 Session 1 · 6.NS.B.4</w:t>
@@ -154,6 +155,7 @@
           </w:tcPr>
           <w:p>
             <w:pPr>
+              <w:pStyle w:val="Heading2"/>
               <w:spacing w:before="0" w:after="0" w:line="252" w:lineRule="auto"/>
             </w:pPr>
             <w:r>
@@ -183,7 +185,7 @@
               <w:rPr>
                 <w:rFonts w:ascii="Avenir Next" w:hAnsi="Avenir Next" w:cs="Avenir Next" w:eastAsia="Avenir Next"/>
                 <w:color w:val="1A1A1A"/>
-                <w:sz w:val="20"/>
+                <w:sz w:val="22"/>
                 <w:szCs w:val="20"/>
               </w:rPr>
               <w:t xml:space="preserve">You will find the LCM of pairs like 8 and 12. Do not mix it up with the GCF.</w:t>
@@ -203,6 +205,7 @@
           </w:tcPr>
           <w:p>
             <w:pPr>
+              <w:pStyle w:val="Heading2"/>
               <w:spacing w:before="0" w:after="0" w:line="252" w:lineRule="auto"/>
             </w:pPr>
             <w:r>
@@ -232,7 +235,7 @@
               <w:rPr>
                 <w:rFonts w:ascii="Avenir Next" w:hAnsi="Avenir Next" w:cs="Avenir Next" w:eastAsia="Avenir Next"/>
                 <w:color w:val="1A1A1A"/>
-                <w:sz w:val="20"/>
+                <w:sz w:val="22"/>
                 <w:szCs w:val="20"/>
               </w:rPr>
               <w:t xml:space="preserve">Find the GCF of two numbers, like 28 and 40.  </w:t>
@@ -242,7 +245,7 @@
                 <w:rFonts w:ascii="Avenir Next" w:hAnsi="Avenir Next" w:cs="Avenir Next" w:eastAsia="Avenir Next"/>
                 <w:b/>
                 <w:color w:val="1A1A1A"/>
-                <w:sz w:val="20"/>
+                <w:sz w:val="22"/>
                 <w:szCs w:val="20"/>
               </w:rPr>
               <w:t xml:space="preserve">You will use it in Practice Form A, problems 1 and 7 (Session 1).</w:t>
@@ -253,6 +256,7 @@
     </w:tbl>
     <w:p>
       <w:pPr>
+        <w:pStyle w:val="Heading2"/>
         <w:keepNext/>
         <w:pBdr>
           <w:bottom w:val="single" w:sz="8" w:space="3" w:color="003A70"/>
@@ -268,7 +272,7 @@
           <w:b/>
           <w:color w:val="003A70"/>
           <w:spacing w:val="14"/>
-          <w:sz w:val="19"/>
+          <w:sz w:val="22"/>
           <w:szCs w:val="19"/>
         </w:rPr>
         <w:t xml:space="preserve">STEPS TO FOLLOW</w:t>
@@ -287,7 +291,7 @@
           <w:rFonts w:ascii="Avenir Next" w:hAnsi="Avenir Next" w:cs="Avenir Next" w:eastAsia="Avenir Next"/>
           <w:i/>
           <w:color w:val="5A5F66"/>
-          <w:sz w:val="17"/>
+          <w:sz w:val="22"/>
           <w:szCs w:val="17"/>
         </w:rPr>
         <w:t xml:space="preserve">use these same steps on every problem</w:t>
@@ -329,6 +333,7 @@
           </w:tcPr>
           <w:p>
             <w:pPr>
+              <w:pStyle w:val="Heading1"/>
               <w:spacing w:before="0" w:after="0" w:line="240" w:lineRule="auto"/>
               <w:jc w:val="center"/>
             </w:pPr>
@@ -357,7 +362,7 @@
               <w:rPr>
                 <w:rFonts w:ascii="Avenir Next" w:hAnsi="Avenir Next" w:cs="Avenir Next" w:eastAsia="Avenir Next"/>
                 <w:color w:val="1A1A1A"/>
-                <w:sz w:val="21"/>
+                <w:sz w:val="22"/>
                 <w:szCs w:val="21"/>
               </w:rPr>
               <w:t xml:space="preserve">List all the </w:t>
@@ -367,7 +372,7 @@
                 <w:rFonts w:ascii="Avenir Next" w:hAnsi="Avenir Next" w:cs="Avenir Next" w:eastAsia="Avenir Next"/>
                 <w:b/>
                 <w:color w:val="1A1A1A"/>
-                <w:sz w:val="21"/>
+                <w:sz w:val="22"/>
                 <w:szCs w:val="21"/>
               </w:rPr>
               <w:t xml:space="preserve">factors</w:t>
@@ -376,7 +381,7 @@
               <w:rPr>
                 <w:rFonts w:ascii="Avenir Next" w:hAnsi="Avenir Next" w:cs="Avenir Next" w:eastAsia="Avenir Next"/>
                 <w:color w:val="1A1A1A"/>
-                <w:sz w:val="21"/>
+                <w:sz w:val="22"/>
                 <w:szCs w:val="21"/>
               </w:rPr>
               <w:t xml:space="preserve"> of the first number.</w:t>
@@ -395,6 +400,7 @@
           </w:tcPr>
           <w:p>
             <w:pPr>
+              <w:pStyle w:val="Heading1"/>
               <w:spacing w:before="0" w:after="0" w:line="240" w:lineRule="auto"/>
               <w:jc w:val="center"/>
             </w:pPr>
@@ -423,7 +429,7 @@
               <w:rPr>
                 <w:rFonts w:ascii="Avenir Next" w:hAnsi="Avenir Next" w:cs="Avenir Next" w:eastAsia="Avenir Next"/>
                 <w:color w:val="1A1A1A"/>
-                <w:sz w:val="21"/>
+                <w:sz w:val="22"/>
                 <w:szCs w:val="21"/>
               </w:rPr>
               <w:t xml:space="preserve">List all the </w:t>
@@ -433,7 +439,7 @@
                 <w:rFonts w:ascii="Avenir Next" w:hAnsi="Avenir Next" w:cs="Avenir Next" w:eastAsia="Avenir Next"/>
                 <w:b/>
                 <w:color w:val="1A1A1A"/>
-                <w:sz w:val="21"/>
+                <w:sz w:val="22"/>
                 <w:szCs w:val="21"/>
               </w:rPr>
               <w:t xml:space="preserve">factors</w:t>
@@ -442,7 +448,7 @@
               <w:rPr>
                 <w:rFonts w:ascii="Avenir Next" w:hAnsi="Avenir Next" w:cs="Avenir Next" w:eastAsia="Avenir Next"/>
                 <w:color w:val="1A1A1A"/>
-                <w:sz w:val="21"/>
+                <w:sz w:val="22"/>
                 <w:szCs w:val="21"/>
               </w:rPr>
               <w:t xml:space="preserve"> of the second number.</w:t>
@@ -461,6 +467,7 @@
           </w:tcPr>
           <w:p>
             <w:pPr>
+              <w:pStyle w:val="Heading1"/>
               <w:spacing w:before="0" w:after="0" w:line="240" w:lineRule="auto"/>
               <w:jc w:val="center"/>
             </w:pPr>
@@ -489,7 +496,7 @@
               <w:rPr>
                 <w:rFonts w:ascii="Avenir Next" w:hAnsi="Avenir Next" w:cs="Avenir Next" w:eastAsia="Avenir Next"/>
                 <w:color w:val="1A1A1A"/>
-                <w:sz w:val="21"/>
+                <w:sz w:val="22"/>
                 <w:szCs w:val="21"/>
               </w:rPr>
               <w:t xml:space="preserve">Find the </w:t>
@@ -499,7 +506,7 @@
                 <w:rFonts w:ascii="Avenir Next" w:hAnsi="Avenir Next" w:cs="Avenir Next" w:eastAsia="Avenir Next"/>
                 <w:b/>
                 <w:color w:val="1A1A1A"/>
-                <w:sz w:val="21"/>
+                <w:sz w:val="22"/>
                 <w:szCs w:val="21"/>
               </w:rPr>
               <w:t xml:space="preserve">greatest</w:t>
@@ -508,7 +515,7 @@
               <w:rPr>
                 <w:rFonts w:ascii="Avenir Next" w:hAnsi="Avenir Next" w:cs="Avenir Next" w:eastAsia="Avenir Next"/>
                 <w:color w:val="1A1A1A"/>
-                <w:sz w:val="21"/>
+                <w:sz w:val="22"/>
                 <w:szCs w:val="21"/>
               </w:rPr>
               <w:t xml:space="preserve"> number on both lists.</w:t>
@@ -519,6 +526,7 @@
     </w:tbl>
     <w:p>
       <w:pPr>
+        <w:pStyle w:val="Heading2"/>
         <w:keepNext/>
         <w:pBdr>
           <w:bottom w:val="single" w:sz="8" w:space="3" w:color="003A70"/>
@@ -534,7 +542,7 @@
           <w:b/>
           <w:color w:val="003A70"/>
           <w:spacing w:val="14"/>
-          <w:sz w:val="19"/>
+          <w:sz w:val="22"/>
           <w:szCs w:val="19"/>
         </w:rPr>
         <w:t xml:space="preserve">WATCH ME</w:t>
@@ -553,7 +561,7 @@
           <w:rFonts w:ascii="Avenir Next" w:hAnsi="Avenir Next" w:cs="Avenir Next" w:eastAsia="Avenir Next"/>
           <w:i/>
           <w:color w:val="5A5F66"/>
-          <w:sz w:val="17"/>
+          <w:sz w:val="22"/>
           <w:szCs w:val="17"/>
         </w:rPr>
         <w:t xml:space="preserve">the steps in action</w:t>
@@ -568,7 +576,7 @@
           <w:rFonts w:ascii="Avenir Next" w:hAnsi="Avenir Next" w:cs="Avenir Next" w:eastAsia="Avenir Next"/>
           <w:b/>
           <w:color w:val="1A1A1A"/>
-          <w:sz w:val="21"/>
+          <w:sz w:val="22"/>
           <w:szCs w:val="21"/>
         </w:rPr>
         <w:t xml:space="preserve">Find the GCF of 20 and 28.</w:t>
@@ -587,25 +595,25 @@
           <w:rFonts w:ascii="Avenir Next" w:hAnsi="Avenir Next" w:cs="Avenir Next" w:eastAsia="Avenir Next"/>
           <w:b/>
           <w:color w:val="003A70"/>
+          <w:sz w:val="22"/>
+          <w:szCs w:val="19"/>
+        </w:rPr>
+        <w:t xml:space="preserve">Step 1</w:t>
+      </w:r>
+      <w:r>
+        <w:rPr>
+          <w:rFonts w:ascii="Avenir Next" w:hAnsi="Avenir Next" w:cs="Avenir Next" w:eastAsia="Avenir Next"/>
+          <w:color w:val="1A1A1A"/>
           <w:sz w:val="19"/>
           <w:szCs w:val="19"/>
         </w:rPr>
-        <w:t xml:space="preserve">Step 1</w:t>
-      </w:r>
-      <w:r>
-        <w:rPr>
-          <w:rFonts w:ascii="Avenir Next" w:hAnsi="Avenir Next" w:cs="Avenir Next" w:eastAsia="Avenir Next"/>
-          <w:color w:val="1A1A1A"/>
-          <w:sz w:val="19"/>
-          <w:szCs w:val="19"/>
-        </w:rPr>
         <w:tab/>
       </w:r>
       <w:r>
         <w:rPr>
           <w:rFonts w:ascii="Avenir Next" w:hAnsi="Avenir Next" w:cs="Avenir Next" w:eastAsia="Avenir Next"/>
           <w:color w:val="1A1A1A"/>
-          <w:sz w:val="21"/>
+          <w:sz w:val="22"/>
           <w:szCs w:val="21"/>
         </w:rPr>
         <w:t xml:space="preserve">20: 1, 2, 4, 5, 10, 20</w:t>
@@ -624,25 +632,25 @@
           <w:rFonts w:ascii="Avenir Next" w:hAnsi="Avenir Next" w:cs="Avenir Next" w:eastAsia="Avenir Next"/>
           <w:b/>
           <w:color w:val="003A70"/>
+          <w:sz w:val="22"/>
+          <w:szCs w:val="19"/>
+        </w:rPr>
+        <w:t xml:space="preserve">Step 2</w:t>
+      </w:r>
+      <w:r>
+        <w:rPr>
+          <w:rFonts w:ascii="Avenir Next" w:hAnsi="Avenir Next" w:cs="Avenir Next" w:eastAsia="Avenir Next"/>
+          <w:color w:val="1A1A1A"/>
           <w:sz w:val="19"/>
           <w:szCs w:val="19"/>
         </w:rPr>
-        <w:t xml:space="preserve">Step 2</w:t>
-      </w:r>
-      <w:r>
-        <w:rPr>
-          <w:rFonts w:ascii="Avenir Next" w:hAnsi="Avenir Next" w:cs="Avenir Next" w:eastAsia="Avenir Next"/>
-          <w:color w:val="1A1A1A"/>
-          <w:sz w:val="19"/>
-          <w:szCs w:val="19"/>
-        </w:rPr>
         <w:tab/>
       </w:r>
       <w:r>
         <w:rPr>
           <w:rFonts w:ascii="Avenir Next" w:hAnsi="Avenir Next" w:cs="Avenir Next" w:eastAsia="Avenir Next"/>
           <w:color w:val="1A1A1A"/>
-          <w:sz w:val="21"/>
+          <w:sz w:val="22"/>
           <w:szCs w:val="21"/>
         </w:rPr>
         <w:t xml:space="preserve">28: 1, 2, 4, 7, 14, 28</w:t>
@@ -661,25 +669,25 @@
           <w:rFonts w:ascii="Avenir Next" w:hAnsi="Avenir Next" w:cs="Avenir Next" w:eastAsia="Avenir Next"/>
           <w:b/>
           <w:color w:val="003A70"/>
+          <w:sz w:val="22"/>
+          <w:szCs w:val="19"/>
+        </w:rPr>
+        <w:t xml:space="preserve">Step 3</w:t>
+      </w:r>
+      <w:r>
+        <w:rPr>
+          <w:rFonts w:ascii="Avenir Next" w:hAnsi="Avenir Next" w:cs="Avenir Next" w:eastAsia="Avenir Next"/>
+          <w:color w:val="1A1A1A"/>
           <w:sz w:val="19"/>
           <w:szCs w:val="19"/>
         </w:rPr>
-        <w:t xml:space="preserve">Step 3</w:t>
-      </w:r>
-      <w:r>
-        <w:rPr>
-          <w:rFonts w:ascii="Avenir Next" w:hAnsi="Avenir Next" w:cs="Avenir Next" w:eastAsia="Avenir Next"/>
-          <w:color w:val="1A1A1A"/>
-          <w:sz w:val="19"/>
-          <w:szCs w:val="19"/>
-        </w:rPr>
         <w:tab/>
       </w:r>
       <w:r>
         <w:rPr>
           <w:rFonts w:ascii="Avenir Next" w:hAnsi="Avenir Next" w:cs="Avenir Next" w:eastAsia="Avenir Next"/>
           <w:color w:val="1A1A1A"/>
-          <w:sz w:val="21"/>
+          <w:sz w:val="22"/>
           <w:szCs w:val="21"/>
         </w:rPr>
         <w:t xml:space="preserve">Both lists: 1, 2, 4. The greatest is 4.</w:t>
@@ -698,18 +706,18 @@
           <w:rFonts w:ascii="Avenir Next" w:hAnsi="Avenir Next" w:cs="Avenir Next" w:eastAsia="Avenir Next"/>
           <w:b/>
           <w:color w:val="1A1A1A"/>
+          <w:sz w:val="22"/>
+          <w:szCs w:val="21"/>
+        </w:rPr>
+        <w:t xml:space="preserve">Answer</w:t>
+      </w:r>
+      <w:r>
+        <w:rPr>
+          <w:rFonts w:ascii="Avenir Next" w:hAnsi="Avenir Next" w:cs="Avenir Next" w:eastAsia="Avenir Next"/>
+          <w:color w:val="1A1A1A"/>
           <w:sz w:val="21"/>
           <w:szCs w:val="21"/>
         </w:rPr>
-        <w:t xml:space="preserve">Answer</w:t>
-      </w:r>
-      <w:r>
-        <w:rPr>
-          <w:rFonts w:ascii="Avenir Next" w:hAnsi="Avenir Next" w:cs="Avenir Next" w:eastAsia="Avenir Next"/>
-          <w:color w:val="1A1A1A"/>
-          <w:sz w:val="21"/>
-          <w:szCs w:val="21"/>
-        </w:rPr>
         <w:tab/>
       </w:r>
       <w:r>
@@ -717,7 +725,7 @@
           <w:rFonts w:ascii="Avenir Next" w:hAnsi="Avenir Next" w:cs="Avenir Next" w:eastAsia="Avenir Next"/>
           <w:b/>
           <w:color w:val="1A1A1A"/>
-          <w:sz w:val="21"/>
+          <w:sz w:val="22"/>
           <w:szCs w:val="21"/>
         </w:rPr>
         <w:t xml:space="preserve">4</w:t>
@@ -725,6 +733,7 @@
     </w:p>
     <w:p>
       <w:pPr>
+        <w:pStyle w:val="Heading2"/>
         <w:keepNext/>
         <w:pBdr>
           <w:bottom w:val="single" w:sz="8" w:space="3" w:color="003A70"/>
@@ -740,7 +749,7 @@
           <w:b/>
           <w:color w:val="003A70"/>
           <w:spacing w:val="14"/>
-          <w:sz w:val="19"/>
+          <w:sz w:val="22"/>
           <w:szCs w:val="19"/>
         </w:rPr>
         <w:t xml:space="preserve">TRY IT WITH HELP</w:t>
@@ -759,7 +768,7 @@
           <w:rFonts w:ascii="Avenir Next" w:hAnsi="Avenir Next" w:cs="Avenir Next" w:eastAsia="Avenir Next"/>
           <w:i/>
           <w:color w:val="5A5F66"/>
-          <w:sz w:val="17"/>
+          <w:sz w:val="22"/>
           <w:szCs w:val="17"/>
         </w:rPr>
         <w:t xml:space="preserve">fill in each step</w:t>
@@ -817,35 +826,35 @@
           <w:rFonts w:ascii="Avenir Next" w:hAnsi="Avenir Next" w:cs="Avenir Next" w:eastAsia="Avenir Next"/>
           <w:b/>
           <w:color w:val="003A70"/>
+          <w:sz w:val="22"/>
+          <w:szCs w:val="18"/>
+        </w:rPr>
+        <w:t xml:space="preserve">Step 1</w:t>
+      </w:r>
+      <w:r>
+        <w:rPr>
+          <w:rFonts w:ascii="Avenir Next" w:hAnsi="Avenir Next" w:cs="Avenir Next" w:eastAsia="Avenir Next"/>
+          <w:color w:val="1A1A1A"/>
           <w:sz w:val="18"/>
           <w:szCs w:val="18"/>
         </w:rPr>
-        <w:t xml:space="preserve">Step 1</w:t>
-      </w:r>
-      <w:r>
-        <w:rPr>
-          <w:rFonts w:ascii="Avenir Next" w:hAnsi="Avenir Next" w:cs="Avenir Next" w:eastAsia="Avenir Next"/>
-          <w:color w:val="1A1A1A"/>
-          <w:sz w:val="18"/>
-          <w:szCs w:val="18"/>
-        </w:rPr>
         <w:tab/>
       </w:r>
       <w:r>
         <w:rPr>
           <w:rFonts w:ascii="Avenir Next" w:hAnsi="Avenir Next" w:cs="Avenir Next" w:eastAsia="Avenir Next"/>
           <w:color w:val="1A1A1A"/>
+          <w:sz w:val="22"/>
+          <w:szCs w:val="21"/>
+        </w:rPr>
+        <w:t xml:space="preserve">8: 1, 2, </w:t>
+      </w:r>
+      <w:r>
+        <w:rPr>
+          <w:rFonts w:ascii="Avenir Next" w:hAnsi="Avenir Next" w:cs="Avenir Next" w:eastAsia="Avenir Next"/>
+          <w:color w:val="1A1A1A"/>
           <w:sz w:val="21"/>
           <w:szCs w:val="21"/>
-        </w:rPr>
-        <w:t xml:space="preserve">8: 1, 2, </w:t>
-      </w:r>
-      <w:r>
-        <w:rPr>
-          <w:rFonts w:ascii="Avenir Next" w:hAnsi="Avenir Next" w:cs="Avenir Next" w:eastAsia="Avenir Next"/>
-          <w:color w:val="1A1A1A"/>
-          <w:sz w:val="21"/>
-          <w:szCs w:val="21"/>
           <w:u w:val="single"/>
         </w:rPr>
         <w:t xml:space="preserve">                </w:t>
@@ -854,7 +863,7 @@
         <w:rPr>
           <w:rFonts w:ascii="Avenir Next" w:hAnsi="Avenir Next" w:cs="Avenir Next" w:eastAsia="Avenir Next"/>
           <w:color w:val="1A1A1A"/>
-          <w:sz w:val="21"/>
+          <w:sz w:val="22"/>
           <w:szCs w:val="21"/>
         </w:rPr>
         <w:t xml:space="preserve">, 8</w:t>
@@ -874,35 +883,35 @@
           <w:rFonts w:ascii="Avenir Next" w:hAnsi="Avenir Next" w:cs="Avenir Next" w:eastAsia="Avenir Next"/>
           <w:b/>
           <w:color w:val="003A70"/>
+          <w:sz w:val="22"/>
+          <w:szCs w:val="18"/>
+        </w:rPr>
+        <w:t xml:space="preserve">Step 2</w:t>
+      </w:r>
+      <w:r>
+        <w:rPr>
+          <w:rFonts w:ascii="Avenir Next" w:hAnsi="Avenir Next" w:cs="Avenir Next" w:eastAsia="Avenir Next"/>
+          <w:color w:val="1A1A1A"/>
           <w:sz w:val="18"/>
           <w:szCs w:val="18"/>
         </w:rPr>
-        <w:t xml:space="preserve">Step 2</w:t>
-      </w:r>
-      <w:r>
-        <w:rPr>
-          <w:rFonts w:ascii="Avenir Next" w:hAnsi="Avenir Next" w:cs="Avenir Next" w:eastAsia="Avenir Next"/>
-          <w:color w:val="1A1A1A"/>
-          <w:sz w:val="18"/>
-          <w:szCs w:val="18"/>
-        </w:rPr>
         <w:tab/>
       </w:r>
       <w:r>
         <w:rPr>
           <w:rFonts w:ascii="Avenir Next" w:hAnsi="Avenir Next" w:cs="Avenir Next" w:eastAsia="Avenir Next"/>
           <w:color w:val="1A1A1A"/>
+          <w:sz w:val="22"/>
+          <w:szCs w:val="21"/>
+        </w:rPr>
+        <w:t xml:space="preserve">12: 1, 2, 3, </w:t>
+      </w:r>
+      <w:r>
+        <w:rPr>
+          <w:rFonts w:ascii="Avenir Next" w:hAnsi="Avenir Next" w:cs="Avenir Next" w:eastAsia="Avenir Next"/>
+          <w:color w:val="1A1A1A"/>
           <w:sz w:val="21"/>
           <w:szCs w:val="21"/>
-        </w:rPr>
-        <w:t xml:space="preserve">12: 1, 2, 3, </w:t>
-      </w:r>
-      <w:r>
-        <w:rPr>
-          <w:rFonts w:ascii="Avenir Next" w:hAnsi="Avenir Next" w:cs="Avenir Next" w:eastAsia="Avenir Next"/>
-          <w:color w:val="1A1A1A"/>
-          <w:sz w:val="21"/>
-          <w:szCs w:val="21"/>
           <w:u w:val="single"/>
         </w:rPr>
         <w:t xml:space="preserve">                </w:t>
@@ -911,7 +920,7 @@
         <w:rPr>
           <w:rFonts w:ascii="Avenir Next" w:hAnsi="Avenir Next" w:cs="Avenir Next" w:eastAsia="Avenir Next"/>
           <w:color w:val="1A1A1A"/>
-          <w:sz w:val="21"/>
+          <w:sz w:val="22"/>
           <w:szCs w:val="21"/>
         </w:rPr>
         <w:t xml:space="preserve">, 6, 12</w:t>
@@ -931,28 +940,47 @@
           <w:rFonts w:ascii="Avenir Next" w:hAnsi="Avenir Next" w:cs="Avenir Next" w:eastAsia="Avenir Next"/>
           <w:b/>
           <w:color w:val="003A70"/>
+          <w:sz w:val="22"/>
+          <w:szCs w:val="18"/>
+        </w:rPr>
+        <w:t xml:space="preserve">Step 3</w:t>
+      </w:r>
+      <w:r>
+        <w:rPr>
+          <w:rFonts w:ascii="Avenir Next" w:hAnsi="Avenir Next" w:cs="Avenir Next" w:eastAsia="Avenir Next"/>
+          <w:color w:val="1A1A1A"/>
           <w:sz w:val="18"/>
           <w:szCs w:val="18"/>
         </w:rPr>
-        <w:t xml:space="preserve">Step 3</w:t>
-      </w:r>
-      <w:r>
-        <w:rPr>
-          <w:rFonts w:ascii="Avenir Next" w:hAnsi="Avenir Next" w:cs="Avenir Next" w:eastAsia="Avenir Next"/>
-          <w:color w:val="1A1A1A"/>
-          <w:sz w:val="18"/>
-          <w:szCs w:val="18"/>
-        </w:rPr>
         <w:tab/>
       </w:r>
       <w:r>
         <w:rPr>
           <w:rFonts w:ascii="Avenir Next" w:hAnsi="Avenir Next" w:cs="Avenir Next" w:eastAsia="Avenir Next"/>
           <w:color w:val="1A1A1A"/>
+          <w:sz w:val="22"/>
+          <w:szCs w:val="21"/>
+        </w:rPr>
+        <w:t xml:space="preserve">Both lists: 1, 2, </w:t>
+      </w:r>
+      <w:r>
+        <w:rPr>
+          <w:rFonts w:ascii="Avenir Next" w:hAnsi="Avenir Next" w:cs="Avenir Next" w:eastAsia="Avenir Next"/>
+          <w:color w:val="1A1A1A"/>
           <w:sz w:val="21"/>
           <w:szCs w:val="21"/>
-        </w:rPr>
-        <w:t xml:space="preserve">Both lists: 1, 2, </w:t>
+          <w:u w:val="single"/>
+        </w:rPr>
+        <w:t xml:space="preserve">                </w:t>
+      </w:r>
+      <w:r>
+        <w:rPr>
+          <w:rFonts w:ascii="Avenir Next" w:hAnsi="Avenir Next" w:cs="Avenir Next" w:eastAsia="Avenir Next"/>
+          <w:color w:val="1A1A1A"/>
+          <w:sz w:val="22"/>
+          <w:szCs w:val="21"/>
+        </w:rPr>
+        <w:t xml:space="preserve">. The GCF is </w:t>
       </w:r>
       <w:r>
         <w:rPr>
@@ -968,26 +996,7 @@
         <w:rPr>
           <w:rFonts w:ascii="Avenir Next" w:hAnsi="Avenir Next" w:cs="Avenir Next" w:eastAsia="Avenir Next"/>
           <w:color w:val="1A1A1A"/>
-          <w:sz w:val="21"/>
-          <w:szCs w:val="21"/>
-        </w:rPr>
-        <w:t xml:space="preserve">. The GCF is </w:t>
-      </w:r>
-      <w:r>
-        <w:rPr>
-          <w:rFonts w:ascii="Avenir Next" w:hAnsi="Avenir Next" w:cs="Avenir Next" w:eastAsia="Avenir Next"/>
-          <w:color w:val="1A1A1A"/>
-          <w:sz w:val="21"/>
-          <w:szCs w:val="21"/>
-          <w:u w:val="single"/>
-        </w:rPr>
-        <w:t xml:space="preserve">                </w:t>
-      </w:r>
-      <w:r>
-        <w:rPr>
-          <w:rFonts w:ascii="Avenir Next" w:hAnsi="Avenir Next" w:cs="Avenir Next" w:eastAsia="Avenir Next"/>
-          <w:color w:val="1A1A1A"/>
-          <w:sz w:val="21"/>
+          <w:sz w:val="22"/>
           <w:szCs w:val="21"/>
         </w:rPr>
         <w:t xml:space="preserve">.</w:t>
@@ -1050,35 +1059,35 @@
           <w:rFonts w:ascii="Avenir Next" w:hAnsi="Avenir Next" w:cs="Avenir Next" w:eastAsia="Avenir Next"/>
           <w:b/>
           <w:color w:val="003A70"/>
+          <w:sz w:val="22"/>
+          <w:szCs w:val="18"/>
+        </w:rPr>
+        <w:t xml:space="preserve">Step 1</w:t>
+      </w:r>
+      <w:r>
+        <w:rPr>
+          <w:rFonts w:ascii="Avenir Next" w:hAnsi="Avenir Next" w:cs="Avenir Next" w:eastAsia="Avenir Next"/>
+          <w:color w:val="1A1A1A"/>
           <w:sz w:val="18"/>
           <w:szCs w:val="18"/>
         </w:rPr>
-        <w:t xml:space="preserve">Step 1</w:t>
-      </w:r>
-      <w:r>
-        <w:rPr>
-          <w:rFonts w:ascii="Avenir Next" w:hAnsi="Avenir Next" w:cs="Avenir Next" w:eastAsia="Avenir Next"/>
-          <w:color w:val="1A1A1A"/>
-          <w:sz w:val="18"/>
-          <w:szCs w:val="18"/>
-        </w:rPr>
         <w:tab/>
       </w:r>
       <w:r>
         <w:rPr>
           <w:rFonts w:ascii="Avenir Next" w:hAnsi="Avenir Next" w:cs="Avenir Next" w:eastAsia="Avenir Next"/>
           <w:color w:val="1A1A1A"/>
+          <w:sz w:val="22"/>
+          <w:szCs w:val="21"/>
+        </w:rPr>
+        <w:t xml:space="preserve">15: 1, </w:t>
+      </w:r>
+      <w:r>
+        <w:rPr>
+          <w:rFonts w:ascii="Avenir Next" w:hAnsi="Avenir Next" w:cs="Avenir Next" w:eastAsia="Avenir Next"/>
+          <w:color w:val="1A1A1A"/>
           <w:sz w:val="21"/>
           <w:szCs w:val="21"/>
-        </w:rPr>
-        <w:t xml:space="preserve">15: 1, </w:t>
-      </w:r>
-      <w:r>
-        <w:rPr>
-          <w:rFonts w:ascii="Avenir Next" w:hAnsi="Avenir Next" w:cs="Avenir Next" w:eastAsia="Avenir Next"/>
-          <w:color w:val="1A1A1A"/>
-          <w:sz w:val="21"/>
-          <w:szCs w:val="21"/>
           <w:u w:val="single"/>
         </w:rPr>
         <w:t xml:space="preserve">                </w:t>
@@ -1087,7 +1096,7 @@
         <w:rPr>
           <w:rFonts w:ascii="Avenir Next" w:hAnsi="Avenir Next" w:cs="Avenir Next" w:eastAsia="Avenir Next"/>
           <w:color w:val="1A1A1A"/>
-          <w:sz w:val="21"/>
+          <w:sz w:val="22"/>
           <w:szCs w:val="21"/>
         </w:rPr>
         <w:t xml:space="preserve">, 5, 15</w:t>
@@ -1107,35 +1116,35 @@
           <w:rFonts w:ascii="Avenir Next" w:hAnsi="Avenir Next" w:cs="Avenir Next" w:eastAsia="Avenir Next"/>
           <w:b/>
           <w:color w:val="003A70"/>
+          <w:sz w:val="22"/>
+          <w:szCs w:val="18"/>
+        </w:rPr>
+        <w:t xml:space="preserve">Step 2</w:t>
+      </w:r>
+      <w:r>
+        <w:rPr>
+          <w:rFonts w:ascii="Avenir Next" w:hAnsi="Avenir Next" w:cs="Avenir Next" w:eastAsia="Avenir Next"/>
+          <w:color w:val="1A1A1A"/>
           <w:sz w:val="18"/>
           <w:szCs w:val="18"/>
         </w:rPr>
-        <w:t xml:space="preserve">Step 2</w:t>
-      </w:r>
-      <w:r>
-        <w:rPr>
-          <w:rFonts w:ascii="Avenir Next" w:hAnsi="Avenir Next" w:cs="Avenir Next" w:eastAsia="Avenir Next"/>
-          <w:color w:val="1A1A1A"/>
-          <w:sz w:val="18"/>
-          <w:szCs w:val="18"/>
-        </w:rPr>
         <w:tab/>
       </w:r>
       <w:r>
         <w:rPr>
           <w:rFonts w:ascii="Avenir Next" w:hAnsi="Avenir Next" w:cs="Avenir Next" w:eastAsia="Avenir Next"/>
           <w:color w:val="1A1A1A"/>
+          <w:sz w:val="22"/>
+          <w:szCs w:val="21"/>
+        </w:rPr>
+        <w:t xml:space="preserve">25: 1, </w:t>
+      </w:r>
+      <w:r>
+        <w:rPr>
+          <w:rFonts w:ascii="Avenir Next" w:hAnsi="Avenir Next" w:cs="Avenir Next" w:eastAsia="Avenir Next"/>
+          <w:color w:val="1A1A1A"/>
           <w:sz w:val="21"/>
           <w:szCs w:val="21"/>
-        </w:rPr>
-        <w:t xml:space="preserve">25: 1, </w:t>
-      </w:r>
-      <w:r>
-        <w:rPr>
-          <w:rFonts w:ascii="Avenir Next" w:hAnsi="Avenir Next" w:cs="Avenir Next" w:eastAsia="Avenir Next"/>
-          <w:color w:val="1A1A1A"/>
-          <w:sz w:val="21"/>
-          <w:szCs w:val="21"/>
           <w:u w:val="single"/>
         </w:rPr>
         <w:t xml:space="preserve">                </w:t>
@@ -1144,7 +1153,7 @@
         <w:rPr>
           <w:rFonts w:ascii="Avenir Next" w:hAnsi="Avenir Next" w:cs="Avenir Next" w:eastAsia="Avenir Next"/>
           <w:color w:val="1A1A1A"/>
-          <w:sz w:val="21"/>
+          <w:sz w:val="22"/>
           <w:szCs w:val="21"/>
         </w:rPr>
         <w:t xml:space="preserve">, 25</w:t>
@@ -1164,28 +1173,47 @@
           <w:rFonts w:ascii="Avenir Next" w:hAnsi="Avenir Next" w:cs="Avenir Next" w:eastAsia="Avenir Next"/>
           <w:b/>
           <w:color w:val="003A70"/>
+          <w:sz w:val="22"/>
+          <w:szCs w:val="18"/>
+        </w:rPr>
+        <w:t xml:space="preserve">Step 3</w:t>
+      </w:r>
+      <w:r>
+        <w:rPr>
+          <w:rFonts w:ascii="Avenir Next" w:hAnsi="Avenir Next" w:cs="Avenir Next" w:eastAsia="Avenir Next"/>
+          <w:color w:val="1A1A1A"/>
           <w:sz w:val="18"/>
           <w:szCs w:val="18"/>
         </w:rPr>
-        <w:t xml:space="preserve">Step 3</w:t>
-      </w:r>
-      <w:r>
-        <w:rPr>
-          <w:rFonts w:ascii="Avenir Next" w:hAnsi="Avenir Next" w:cs="Avenir Next" w:eastAsia="Avenir Next"/>
-          <w:color w:val="1A1A1A"/>
-          <w:sz w:val="18"/>
-          <w:szCs w:val="18"/>
-        </w:rPr>
         <w:tab/>
       </w:r>
       <w:r>
         <w:rPr>
           <w:rFonts w:ascii="Avenir Next" w:hAnsi="Avenir Next" w:cs="Avenir Next" w:eastAsia="Avenir Next"/>
           <w:color w:val="1A1A1A"/>
+          <w:sz w:val="22"/>
+          <w:szCs w:val="21"/>
+        </w:rPr>
+        <w:t xml:space="preserve">Both lists: 1, </w:t>
+      </w:r>
+      <w:r>
+        <w:rPr>
+          <w:rFonts w:ascii="Avenir Next" w:hAnsi="Avenir Next" w:cs="Avenir Next" w:eastAsia="Avenir Next"/>
+          <w:color w:val="1A1A1A"/>
           <w:sz w:val="21"/>
           <w:szCs w:val="21"/>
-        </w:rPr>
-        <w:t xml:space="preserve">Both lists: 1, </w:t>
+          <w:u w:val="single"/>
+        </w:rPr>
+        <w:t xml:space="preserve">                </w:t>
+      </w:r>
+      <w:r>
+        <w:rPr>
+          <w:rFonts w:ascii="Avenir Next" w:hAnsi="Avenir Next" w:cs="Avenir Next" w:eastAsia="Avenir Next"/>
+          <w:color w:val="1A1A1A"/>
+          <w:sz w:val="22"/>
+          <w:szCs w:val="21"/>
+        </w:rPr>
+        <w:t xml:space="preserve">. The GCF is </w:t>
       </w:r>
       <w:r>
         <w:rPr>
@@ -1201,26 +1229,7 @@
         <w:rPr>
           <w:rFonts w:ascii="Avenir Next" w:hAnsi="Avenir Next" w:cs="Avenir Next" w:eastAsia="Avenir Next"/>
           <w:color w:val="1A1A1A"/>
-          <w:sz w:val="21"/>
-          <w:szCs w:val="21"/>
-        </w:rPr>
-        <w:t xml:space="preserve">. The GCF is </w:t>
-      </w:r>
-      <w:r>
-        <w:rPr>
-          <w:rFonts w:ascii="Avenir Next" w:hAnsi="Avenir Next" w:cs="Avenir Next" w:eastAsia="Avenir Next"/>
-          <w:color w:val="1A1A1A"/>
-          <w:sz w:val="21"/>
-          <w:szCs w:val="21"/>
-          <w:u w:val="single"/>
-        </w:rPr>
-        <w:t xml:space="preserve">                </w:t>
-      </w:r>
-      <w:r>
-        <w:rPr>
-          <w:rFonts w:ascii="Avenir Next" w:hAnsi="Avenir Next" w:cs="Avenir Next" w:eastAsia="Avenir Next"/>
-          <w:color w:val="1A1A1A"/>
-          <w:sz w:val="21"/>
+          <w:sz w:val="22"/>
           <w:szCs w:val="21"/>
         </w:rPr>
         <w:t xml:space="preserve">.</w:t>
@@ -1233,6 +1242,7 @@
     </w:p>
     <w:p>
       <w:pPr>
+        <w:pStyle w:val="Heading2"/>
         <w:keepNext/>
         <w:pBdr>
           <w:bottom w:val="single" w:sz="8" w:space="3" w:color="003A70"/>
@@ -1248,7 +1258,7 @@
           <w:b/>
           <w:color w:val="003A70"/>
           <w:spacing w:val="14"/>
-          <w:sz w:val="19"/>
+          <w:sz w:val="22"/>
           <w:szCs w:val="19"/>
         </w:rPr>
         <w:t xml:space="preserve">YOUR TURN</w:t>
@@ -1267,7 +1277,7 @@
           <w:rFonts w:ascii="Avenir Next" w:hAnsi="Avenir Next" w:cs="Avenir Next" w:eastAsia="Avenir Next"/>
           <w:i/>
           <w:color w:val="5A5F66"/>
-          <w:sz w:val="17"/>
+          <w:sz w:val="22"/>
           <w:szCs w:val="17"/>
         </w:rPr>
         <w:t xml:space="preserve">use the steps on your own</w:t>
@@ -1439,7 +1449,7 @@
                       <w:szCs w:val="22"/>
                       <w:u w:val="single"/>
                     </w:rPr>
-                    <w:t xml:space="preserve">        </w:t>
+                    <w:t xml:space="preserve">            </w:t>
                   </w:r>
                 </w:p>
               </w:tc>
@@ -1501,7 +1511,7 @@
                       <w:szCs w:val="22"/>
                       <w:u w:val="single"/>
                     </w:rPr>
-                    <w:t xml:space="preserve">        </w:t>
+                    <w:t xml:space="preserve">            </w:t>
                   </w:r>
                 </w:p>
               </w:tc>
@@ -1563,7 +1573,7 @@
                       <w:szCs w:val="22"/>
                       <w:u w:val="single"/>
                     </w:rPr>
-                    <w:t xml:space="preserve">        </w:t>
+                    <w:t xml:space="preserve">            </w:t>
                   </w:r>
                 </w:p>
               </w:tc>
@@ -1631,7 +1641,7 @@
                       <w:szCs w:val="22"/>
                       <w:u w:val="single"/>
                     </w:rPr>
-                    <w:t xml:space="preserve">        </w:t>
+                    <w:t xml:space="preserve">            </w:t>
                   </w:r>
                 </w:p>
               </w:tc>
@@ -1693,7 +1703,7 @@
                       <w:szCs w:val="22"/>
                       <w:u w:val="single"/>
                     </w:rPr>
-                    <w:t xml:space="preserve">        </w:t>
+                    <w:t xml:space="preserve">            </w:t>
                   </w:r>
                 </w:p>
               </w:tc>
@@ -1755,7 +1765,7 @@
                       <w:szCs w:val="22"/>
                       <w:u w:val="single"/>
                     </w:rPr>
-                    <w:t xml:space="preserve">        </w:t>
+                    <w:t xml:space="preserve">            </w:t>
                   </w:r>
                 </w:p>
               </w:tc>
@@ -1787,7 +1797,7 @@
           <w:caps/>
           <w:color w:val="003A70"/>
           <w:spacing w:val="12"/>
-          <w:sz w:val="19"/>
+          <w:sz w:val="22"/>
           <w:szCs w:val="19"/>
         </w:rPr>
         <w:t xml:space="preserve">Lesson 6-7  ·  Session 2  ·  Prerequisite Practice B  ·  Skill 2 of 2</w:t>
@@ -1795,6 +1805,7 @@
     </w:p>
     <w:p>
       <w:pPr>
+        <w:pStyle w:val="Heading1"/>
         <w:keepNext/>
         <w:spacing w:before="0" w:after="10" w:line="240" w:lineRule="auto"/>
       </w:pPr>
@@ -1820,7 +1831,7 @@
         <w:rPr>
           <w:rFonts w:ascii="Avenir Next" w:hAnsi="Avenir Next" w:cs="Avenir Next" w:eastAsia="Avenir Next"/>
           <w:color w:val="5A5F66"/>
-          <w:sz w:val="17"/>
+          <w:sz w:val="22"/>
           <w:szCs w:val="17"/>
         </w:rPr>
         <w:t xml:space="preserve">Builds on Grade 5 · 5.NBT.B.6</w:t>
@@ -1863,6 +1874,7 @@
           </w:tcPr>
           <w:p>
             <w:pPr>
+              <w:pStyle w:val="Heading2"/>
               <w:spacing w:before="0" w:after="0" w:line="252" w:lineRule="auto"/>
             </w:pPr>
             <w:r>
@@ -1892,7 +1904,7 @@
               <w:rPr>
                 <w:rFonts w:ascii="Avenir Next" w:hAnsi="Avenir Next" w:cs="Avenir Next" w:eastAsia="Avenir Next"/>
                 <w:color w:val="1A1A1A"/>
-                <w:sz w:val="20"/>
+                <w:sz w:val="22"/>
                 <w:szCs w:val="20"/>
               </w:rPr>
               <w:t xml:space="preserve">You will find how many packs of 14 cups make 42 cups.</w:t>
@@ -1912,6 +1924,7 @@
           </w:tcPr>
           <w:p>
             <w:pPr>
+              <w:pStyle w:val="Heading2"/>
               <w:spacing w:before="0" w:after="0" w:line="252" w:lineRule="auto"/>
             </w:pPr>
             <w:r>
@@ -1941,7 +1954,7 @@
               <w:rPr>
                 <w:rFonts w:ascii="Avenir Next" w:hAnsi="Avenir Next" w:cs="Avenir Next" w:eastAsia="Avenir Next"/>
                 <w:color w:val="1A1A1A"/>
-                <w:sz w:val="20"/>
+                <w:sz w:val="22"/>
                 <w:szCs w:val="20"/>
               </w:rPr>
               <w:t xml:space="preserve">Check if a number is a multiple, like 42 ÷ 14 = 3 with no remainder.  </w:t>
@@ -1951,7 +1964,7 @@
                 <w:rFonts w:ascii="Avenir Next" w:hAnsi="Avenir Next" w:cs="Avenir Next" w:eastAsia="Avenir Next"/>
                 <w:b/>
                 <w:color w:val="1A1A1A"/>
-                <w:sz w:val="20"/>
+                <w:sz w:val="22"/>
                 <w:szCs w:val="20"/>
               </w:rPr>
               <w:t xml:space="preserve">You will use it in Practice Form A, problems 3 and 6.</w:t>
@@ -1962,6 +1975,7 @@
     </w:tbl>
     <w:p>
       <w:pPr>
+        <w:pStyle w:val="Heading2"/>
         <w:keepNext/>
         <w:pBdr>
           <w:bottom w:val="single" w:sz="8" w:space="3" w:color="003A70"/>
@@ -1977,7 +1991,7 @@
           <w:b/>
           <w:color w:val="003A70"/>
           <w:spacing w:val="14"/>
-          <w:sz w:val="19"/>
+          <w:sz w:val="22"/>
           <w:szCs w:val="19"/>
         </w:rPr>
         <w:t xml:space="preserve">STEPS TO FOLLOW</w:t>
@@ -1996,7 +2010,7 @@
           <w:rFonts w:ascii="Avenir Next" w:hAnsi="Avenir Next" w:cs="Avenir Next" w:eastAsia="Avenir Next"/>
           <w:i/>
           <w:color w:val="5A5F66"/>
-          <w:sz w:val="17"/>
+          <w:sz w:val="22"/>
           <w:szCs w:val="17"/>
         </w:rPr>
         <w:t xml:space="preserve">use these same steps on every problem</w:t>
@@ -2038,6 +2052,7 @@
           </w:tcPr>
           <w:p>
             <w:pPr>
+              <w:pStyle w:val="Heading1"/>
               <w:spacing w:before="0" w:after="0" w:line="240" w:lineRule="auto"/>
               <w:jc w:val="center"/>
             </w:pPr>
@@ -2067,7 +2082,7 @@
                 <w:rFonts w:ascii="Avenir Next" w:hAnsi="Avenir Next" w:cs="Avenir Next" w:eastAsia="Avenir Next"/>
                 <w:b/>
                 <w:color w:val="1A1A1A"/>
-                <w:sz w:val="21"/>
+                <w:sz w:val="22"/>
                 <w:szCs w:val="21"/>
               </w:rPr>
               <w:t xml:space="preserve">Divide</w:t>
@@ -2076,7 +2091,7 @@
               <w:rPr>
                 <w:rFonts w:ascii="Avenir Next" w:hAnsi="Avenir Next" w:cs="Avenir Next" w:eastAsia="Avenir Next"/>
                 <w:color w:val="1A1A1A"/>
-                <w:sz w:val="21"/>
+                <w:sz w:val="22"/>
                 <w:szCs w:val="21"/>
               </w:rPr>
               <w:t xml:space="preserve"> the big number by the small number.</w:t>
@@ -2095,6 +2110,7 @@
           </w:tcPr>
           <w:p>
             <w:pPr>
+              <w:pStyle w:val="Heading1"/>
               <w:spacing w:before="0" w:after="0" w:line="240" w:lineRule="auto"/>
               <w:jc w:val="center"/>
             </w:pPr>
@@ -2123,7 +2139,7 @@
               <w:rPr>
                 <w:rFonts w:ascii="Avenir Next" w:hAnsi="Avenir Next" w:cs="Avenir Next" w:eastAsia="Avenir Next"/>
                 <w:color w:val="1A1A1A"/>
-                <w:sz w:val="21"/>
+                <w:sz w:val="22"/>
                 <w:szCs w:val="21"/>
               </w:rPr>
               <w:t xml:space="preserve">Look at the </w:t>
@@ -2133,7 +2149,7 @@
                 <w:rFonts w:ascii="Avenir Next" w:hAnsi="Avenir Next" w:cs="Avenir Next" w:eastAsia="Avenir Next"/>
                 <w:b/>
                 <w:color w:val="1A1A1A"/>
-                <w:sz w:val="21"/>
+                <w:sz w:val="22"/>
                 <w:szCs w:val="21"/>
               </w:rPr>
               <w:t xml:space="preserve">remainder</w:t>
@@ -2142,7 +2158,7 @@
               <w:rPr>
                 <w:rFonts w:ascii="Avenir Next" w:hAnsi="Avenir Next" w:cs="Avenir Next" w:eastAsia="Avenir Next"/>
                 <w:color w:val="1A1A1A"/>
-                <w:sz w:val="21"/>
+                <w:sz w:val="22"/>
                 <w:szCs w:val="21"/>
               </w:rPr>
               <w:t xml:space="preserve">.</w:t>
@@ -2161,6 +2177,7 @@
           </w:tcPr>
           <w:p>
             <w:pPr>
+              <w:pStyle w:val="Heading1"/>
               <w:spacing w:before="0" w:after="0" w:line="240" w:lineRule="auto"/>
               <w:jc w:val="center"/>
             </w:pPr>
@@ -2189,7 +2206,7 @@
               <w:rPr>
                 <w:rFonts w:ascii="Avenir Next" w:hAnsi="Avenir Next" w:cs="Avenir Next" w:eastAsia="Avenir Next"/>
                 <w:color w:val="1A1A1A"/>
-                <w:sz w:val="21"/>
+                <w:sz w:val="22"/>
                 <w:szCs w:val="21"/>
               </w:rPr>
               <w:t xml:space="preserve">Remainder 0 means </w:t>
@@ -2199,7 +2216,7 @@
                 <w:rFonts w:ascii="Avenir Next" w:hAnsi="Avenir Next" w:cs="Avenir Next" w:eastAsia="Avenir Next"/>
                 <w:b/>
                 <w:color w:val="1A1A1A"/>
-                <w:sz w:val="21"/>
+                <w:sz w:val="22"/>
                 <w:szCs w:val="21"/>
               </w:rPr>
               <w:t xml:space="preserve">yes</w:t>
@@ -2208,7 +2225,7 @@
               <w:rPr>
                 <w:rFonts w:ascii="Avenir Next" w:hAnsi="Avenir Next" w:cs="Avenir Next" w:eastAsia="Avenir Next"/>
                 <w:color w:val="1A1A1A"/>
-                <w:sz w:val="21"/>
+                <w:sz w:val="22"/>
                 <w:szCs w:val="21"/>
               </w:rPr>
               <w:t xml:space="preserve">, it is a multiple.</w:t>
@@ -2219,6 +2236,7 @@
     </w:tbl>
     <w:p>
       <w:pPr>
+        <w:pStyle w:val="Heading2"/>
         <w:keepNext/>
         <w:pBdr>
           <w:bottom w:val="single" w:sz="8" w:space="3" w:color="003A70"/>
@@ -2234,7 +2252,7 @@
           <w:b/>
           <w:color w:val="003A70"/>
           <w:spacing w:val="14"/>
-          <w:sz w:val="19"/>
+          <w:sz w:val="22"/>
           <w:szCs w:val="19"/>
         </w:rPr>
         <w:t xml:space="preserve">WATCH ME</w:t>
@@ -2253,7 +2271,7 @@
           <w:rFonts w:ascii="Avenir Next" w:hAnsi="Avenir Next" w:cs="Avenir Next" w:eastAsia="Avenir Next"/>
           <w:i/>
           <w:color w:val="5A5F66"/>
-          <w:sz w:val="17"/>
+          <w:sz w:val="22"/>
           <w:szCs w:val="17"/>
         </w:rPr>
         <w:t xml:space="preserve">the steps in action</w:t>
@@ -2268,7 +2286,7 @@
           <w:rFonts w:ascii="Avenir Next" w:hAnsi="Avenir Next" w:cs="Avenir Next" w:eastAsia="Avenir Next"/>
           <w:b/>
           <w:color w:val="1A1A1A"/>
-          <w:sz w:val="21"/>
+          <w:sz w:val="22"/>
           <w:szCs w:val="21"/>
         </w:rPr>
         <w:t xml:space="preserve">Is 84 a multiple of 12?</w:t>
@@ -2287,25 +2305,25 @@
           <w:rFonts w:ascii="Avenir Next" w:hAnsi="Avenir Next" w:cs="Avenir Next" w:eastAsia="Avenir Next"/>
           <w:b/>
           <w:color w:val="003A70"/>
+          <w:sz w:val="22"/>
+          <w:szCs w:val="19"/>
+        </w:rPr>
+        <w:t xml:space="preserve">Step 1</w:t>
+      </w:r>
+      <w:r>
+        <w:rPr>
+          <w:rFonts w:ascii="Avenir Next" w:hAnsi="Avenir Next" w:cs="Avenir Next" w:eastAsia="Avenir Next"/>
+          <w:color w:val="1A1A1A"/>
           <w:sz w:val="19"/>
           <w:szCs w:val="19"/>
         </w:rPr>
-        <w:t xml:space="preserve">Step 1</w:t>
-      </w:r>
-      <w:r>
-        <w:rPr>
-          <w:rFonts w:ascii="Avenir Next" w:hAnsi="Avenir Next" w:cs="Avenir Next" w:eastAsia="Avenir Next"/>
-          <w:color w:val="1A1A1A"/>
-          <w:sz w:val="19"/>
-          <w:szCs w:val="19"/>
-        </w:rPr>
         <w:tab/>
       </w:r>
       <w:r>
         <w:rPr>
           <w:rFonts w:ascii="Avenir Next" w:hAnsi="Avenir Next" w:cs="Avenir Next" w:eastAsia="Avenir Next"/>
           <w:color w:val="1A1A1A"/>
-          <w:sz w:val="21"/>
+          <w:sz w:val="22"/>
           <w:szCs w:val="21"/>
         </w:rPr>
         <w:t xml:space="preserve">84 ÷ 12 = 7 R0.</w:t>
@@ -2324,25 +2342,25 @@
           <w:rFonts w:ascii="Avenir Next" w:hAnsi="Avenir Next" w:cs="Avenir Next" w:eastAsia="Avenir Next"/>
           <w:b/>
           <w:color w:val="003A70"/>
+          <w:sz w:val="22"/>
+          <w:szCs w:val="19"/>
+        </w:rPr>
+        <w:t xml:space="preserve">Step 2</w:t>
+      </w:r>
+      <w:r>
+        <w:rPr>
+          <w:rFonts w:ascii="Avenir Next" w:hAnsi="Avenir Next" w:cs="Avenir Next" w:eastAsia="Avenir Next"/>
+          <w:color w:val="1A1A1A"/>
           <w:sz w:val="19"/>
           <w:szCs w:val="19"/>
         </w:rPr>
-        <w:t xml:space="preserve">Step 2</w:t>
-      </w:r>
-      <w:r>
-        <w:rPr>
-          <w:rFonts w:ascii="Avenir Next" w:hAnsi="Avenir Next" w:cs="Avenir Next" w:eastAsia="Avenir Next"/>
-          <w:color w:val="1A1A1A"/>
-          <w:sz w:val="19"/>
-          <w:szCs w:val="19"/>
-        </w:rPr>
         <w:tab/>
       </w:r>
       <w:r>
         <w:rPr>
           <w:rFonts w:ascii="Avenir Next" w:hAnsi="Avenir Next" w:cs="Avenir Next" w:eastAsia="Avenir Next"/>
           <w:color w:val="1A1A1A"/>
-          <w:sz w:val="21"/>
+          <w:sz w:val="22"/>
           <w:szCs w:val="21"/>
         </w:rPr>
         <w:t xml:space="preserve">The remainder is 0.</w:t>
@@ -2361,25 +2379,25 @@
           <w:rFonts w:ascii="Avenir Next" w:hAnsi="Avenir Next" w:cs="Avenir Next" w:eastAsia="Avenir Next"/>
           <w:b/>
           <w:color w:val="003A70"/>
+          <w:sz w:val="22"/>
+          <w:szCs w:val="19"/>
+        </w:rPr>
+        <w:t xml:space="preserve">Step 3</w:t>
+      </w:r>
+      <w:r>
+        <w:rPr>
+          <w:rFonts w:ascii="Avenir Next" w:hAnsi="Avenir Next" w:cs="Avenir Next" w:eastAsia="Avenir Next"/>
+          <w:color w:val="1A1A1A"/>
           <w:sz w:val="19"/>
           <w:szCs w:val="19"/>
         </w:rPr>
-        <w:t xml:space="preserve">Step 3</w:t>
-      </w:r>
-      <w:r>
-        <w:rPr>
-          <w:rFonts w:ascii="Avenir Next" w:hAnsi="Avenir Next" w:cs="Avenir Next" w:eastAsia="Avenir Next"/>
-          <w:color w:val="1A1A1A"/>
-          <w:sz w:val="19"/>
-          <w:szCs w:val="19"/>
-        </w:rPr>
         <w:tab/>
       </w:r>
       <w:r>
         <w:rPr>
           <w:rFonts w:ascii="Avenir Next" w:hAnsi="Avenir Next" w:cs="Avenir Next" w:eastAsia="Avenir Next"/>
           <w:color w:val="1A1A1A"/>
-          <w:sz w:val="21"/>
+          <w:sz w:val="22"/>
           <w:szCs w:val="21"/>
         </w:rPr>
         <w:t xml:space="preserve">Yes. 84 is 7 groups of 12.</w:t>
@@ -2398,18 +2416,18 @@
           <w:rFonts w:ascii="Avenir Next" w:hAnsi="Avenir Next" w:cs="Avenir Next" w:eastAsia="Avenir Next"/>
           <w:b/>
           <w:color w:val="1A1A1A"/>
+          <w:sz w:val="22"/>
+          <w:szCs w:val="21"/>
+        </w:rPr>
+        <w:t xml:space="preserve">Answer</w:t>
+      </w:r>
+      <w:r>
+        <w:rPr>
+          <w:rFonts w:ascii="Avenir Next" w:hAnsi="Avenir Next" w:cs="Avenir Next" w:eastAsia="Avenir Next"/>
+          <w:color w:val="1A1A1A"/>
           <w:sz w:val="21"/>
           <w:szCs w:val="21"/>
         </w:rPr>
-        <w:t xml:space="preserve">Answer</w:t>
-      </w:r>
-      <w:r>
-        <w:rPr>
-          <w:rFonts w:ascii="Avenir Next" w:hAnsi="Avenir Next" w:cs="Avenir Next" w:eastAsia="Avenir Next"/>
-          <w:color w:val="1A1A1A"/>
-          <w:sz w:val="21"/>
-          <w:szCs w:val="21"/>
-        </w:rPr>
         <w:tab/>
       </w:r>
       <w:r>
@@ -2417,7 +2435,7 @@
           <w:rFonts w:ascii="Avenir Next" w:hAnsi="Avenir Next" w:cs="Avenir Next" w:eastAsia="Avenir Next"/>
           <w:b/>
           <w:color w:val="1A1A1A"/>
-          <w:sz w:val="21"/>
+          <w:sz w:val="22"/>
           <w:szCs w:val="21"/>
         </w:rPr>
         <w:t xml:space="preserve">Yes</w:t>
@@ -2425,6 +2443,7 @@
     </w:p>
     <w:p>
       <w:pPr>
+        <w:pStyle w:val="Heading2"/>
         <w:keepNext/>
         <w:pBdr>
           <w:bottom w:val="single" w:sz="8" w:space="3" w:color="003A70"/>
@@ -2440,7 +2459,7 @@
           <w:b/>
           <w:color w:val="003A70"/>
           <w:spacing w:val="14"/>
-          <w:sz w:val="19"/>
+          <w:sz w:val="22"/>
           <w:szCs w:val="19"/>
         </w:rPr>
         <w:t xml:space="preserve">TRY IT WITH HELP</w:t>
@@ -2459,7 +2478,7 @@
           <w:rFonts w:ascii="Avenir Next" w:hAnsi="Avenir Next" w:cs="Avenir Next" w:eastAsia="Avenir Next"/>
           <w:i/>
           <w:color w:val="5A5F66"/>
-          <w:sz w:val="17"/>
+          <w:sz w:val="22"/>
           <w:szCs w:val="17"/>
         </w:rPr>
         <w:t xml:space="preserve">fill in each step</w:t>
@@ -2517,35 +2536,35 @@
           <w:rFonts w:ascii="Avenir Next" w:hAnsi="Avenir Next" w:cs="Avenir Next" w:eastAsia="Avenir Next"/>
           <w:b/>
           <w:color w:val="003A70"/>
+          <w:sz w:val="22"/>
+          <w:szCs w:val="18"/>
+        </w:rPr>
+        <w:t xml:space="preserve">Step 1</w:t>
+      </w:r>
+      <w:r>
+        <w:rPr>
+          <w:rFonts w:ascii="Avenir Next" w:hAnsi="Avenir Next" w:cs="Avenir Next" w:eastAsia="Avenir Next"/>
+          <w:color w:val="1A1A1A"/>
           <w:sz w:val="18"/>
           <w:szCs w:val="18"/>
         </w:rPr>
-        <w:t xml:space="preserve">Step 1</w:t>
-      </w:r>
-      <w:r>
-        <w:rPr>
-          <w:rFonts w:ascii="Avenir Next" w:hAnsi="Avenir Next" w:cs="Avenir Next" w:eastAsia="Avenir Next"/>
-          <w:color w:val="1A1A1A"/>
-          <w:sz w:val="18"/>
-          <w:szCs w:val="18"/>
-        </w:rPr>
         <w:tab/>
       </w:r>
       <w:r>
         <w:rPr>
           <w:rFonts w:ascii="Avenir Next" w:hAnsi="Avenir Next" w:cs="Avenir Next" w:eastAsia="Avenir Next"/>
           <w:color w:val="1A1A1A"/>
+          <w:sz w:val="22"/>
+          <w:szCs w:val="21"/>
+        </w:rPr>
+        <w:t xml:space="preserve">60 ÷ 15 = </w:t>
+      </w:r>
+      <w:r>
+        <w:rPr>
+          <w:rFonts w:ascii="Avenir Next" w:hAnsi="Avenir Next" w:cs="Avenir Next" w:eastAsia="Avenir Next"/>
+          <w:color w:val="1A1A1A"/>
           <w:sz w:val="21"/>
           <w:szCs w:val="21"/>
-        </w:rPr>
-        <w:t xml:space="preserve">60 ÷ 15 = </w:t>
-      </w:r>
-      <w:r>
-        <w:rPr>
-          <w:rFonts w:ascii="Avenir Next" w:hAnsi="Avenir Next" w:cs="Avenir Next" w:eastAsia="Avenir Next"/>
-          <w:color w:val="1A1A1A"/>
-          <w:sz w:val="21"/>
-          <w:szCs w:val="21"/>
           <w:u w:val="single"/>
         </w:rPr>
         <w:t xml:space="preserve">                </w:t>
@@ -2554,7 +2573,7 @@
         <w:rPr>
           <w:rFonts w:ascii="Avenir Next" w:hAnsi="Avenir Next" w:cs="Avenir Next" w:eastAsia="Avenir Next"/>
           <w:color w:val="1A1A1A"/>
-          <w:sz w:val="21"/>
+          <w:sz w:val="22"/>
           <w:szCs w:val="21"/>
         </w:rPr>
         <w:t xml:space="preserve"> R </w:t>
@@ -2584,35 +2603,35 @@
           <w:rFonts w:ascii="Avenir Next" w:hAnsi="Avenir Next" w:cs="Avenir Next" w:eastAsia="Avenir Next"/>
           <w:b/>
           <w:color w:val="003A70"/>
+          <w:sz w:val="22"/>
+          <w:szCs w:val="18"/>
+        </w:rPr>
+        <w:t xml:space="preserve">Step 2</w:t>
+      </w:r>
+      <w:r>
+        <w:rPr>
+          <w:rFonts w:ascii="Avenir Next" w:hAnsi="Avenir Next" w:cs="Avenir Next" w:eastAsia="Avenir Next"/>
+          <w:color w:val="1A1A1A"/>
           <w:sz w:val="18"/>
           <w:szCs w:val="18"/>
         </w:rPr>
-        <w:t xml:space="preserve">Step 2</w:t>
-      </w:r>
-      <w:r>
-        <w:rPr>
-          <w:rFonts w:ascii="Avenir Next" w:hAnsi="Avenir Next" w:cs="Avenir Next" w:eastAsia="Avenir Next"/>
-          <w:color w:val="1A1A1A"/>
-          <w:sz w:val="18"/>
-          <w:szCs w:val="18"/>
-        </w:rPr>
         <w:tab/>
       </w:r>
       <w:r>
         <w:rPr>
           <w:rFonts w:ascii="Avenir Next" w:hAnsi="Avenir Next" w:cs="Avenir Next" w:eastAsia="Avenir Next"/>
           <w:color w:val="1A1A1A"/>
+          <w:sz w:val="22"/>
+          <w:szCs w:val="21"/>
+        </w:rPr>
+        <w:t xml:space="preserve">The remainder is </w:t>
+      </w:r>
+      <w:r>
+        <w:rPr>
+          <w:rFonts w:ascii="Avenir Next" w:hAnsi="Avenir Next" w:cs="Avenir Next" w:eastAsia="Avenir Next"/>
+          <w:color w:val="1A1A1A"/>
           <w:sz w:val="21"/>
           <w:szCs w:val="21"/>
-        </w:rPr>
-        <w:t xml:space="preserve">The remainder is </w:t>
-      </w:r>
-      <w:r>
-        <w:rPr>
-          <w:rFonts w:ascii="Avenir Next" w:hAnsi="Avenir Next" w:cs="Avenir Next" w:eastAsia="Avenir Next"/>
-          <w:color w:val="1A1A1A"/>
-          <w:sz w:val="21"/>
-          <w:szCs w:val="21"/>
           <w:u w:val="single"/>
         </w:rPr>
         <w:t xml:space="preserve">                </w:t>
@@ -2621,7 +2640,7 @@
         <w:rPr>
           <w:rFonts w:ascii="Avenir Next" w:hAnsi="Avenir Next" w:cs="Avenir Next" w:eastAsia="Avenir Next"/>
           <w:color w:val="1A1A1A"/>
-          <w:sz w:val="21"/>
+          <w:sz w:val="22"/>
           <w:szCs w:val="21"/>
         </w:rPr>
         <w:t xml:space="preserve">.</w:t>
@@ -2641,25 +2660,25 @@
           <w:rFonts w:ascii="Avenir Next" w:hAnsi="Avenir Next" w:cs="Avenir Next" w:eastAsia="Avenir Next"/>
           <w:b/>
           <w:color w:val="003A70"/>
+          <w:sz w:val="22"/>
+          <w:szCs w:val="18"/>
+        </w:rPr>
+        <w:t xml:space="preserve">Step 3</w:t>
+      </w:r>
+      <w:r>
+        <w:rPr>
+          <w:rFonts w:ascii="Avenir Next" w:hAnsi="Avenir Next" w:cs="Avenir Next" w:eastAsia="Avenir Next"/>
+          <w:color w:val="1A1A1A"/>
           <w:sz w:val="18"/>
           <w:szCs w:val="18"/>
         </w:rPr>
-        <w:t xml:space="preserve">Step 3</w:t>
-      </w:r>
-      <w:r>
-        <w:rPr>
-          <w:rFonts w:ascii="Avenir Next" w:hAnsi="Avenir Next" w:cs="Avenir Next" w:eastAsia="Avenir Next"/>
-          <w:color w:val="1A1A1A"/>
-          <w:sz w:val="18"/>
-          <w:szCs w:val="18"/>
-        </w:rPr>
         <w:tab/>
       </w:r>
       <w:r>
         <w:rPr>
           <w:rFonts w:ascii="Avenir Next" w:hAnsi="Avenir Next" w:cs="Avenir Next" w:eastAsia="Avenir Next"/>
           <w:color w:val="1A1A1A"/>
-          <w:sz w:val="21"/>
+          <w:sz w:val="22"/>
           <w:szCs w:val="21"/>
         </w:rPr>
         <w:t xml:space="preserve">Is 60 a multiple of 15? </w:t>
@@ -2732,35 +2751,35 @@
           <w:rFonts w:ascii="Avenir Next" w:hAnsi="Avenir Next" w:cs="Avenir Next" w:eastAsia="Avenir Next"/>
           <w:b/>
           <w:color w:val="003A70"/>
+          <w:sz w:val="22"/>
+          <w:szCs w:val="18"/>
+        </w:rPr>
+        <w:t xml:space="preserve">Step 1</w:t>
+      </w:r>
+      <w:r>
+        <w:rPr>
+          <w:rFonts w:ascii="Avenir Next" w:hAnsi="Avenir Next" w:cs="Avenir Next" w:eastAsia="Avenir Next"/>
+          <w:color w:val="1A1A1A"/>
           <w:sz w:val="18"/>
           <w:szCs w:val="18"/>
         </w:rPr>
-        <w:t xml:space="preserve">Step 1</w:t>
-      </w:r>
-      <w:r>
-        <w:rPr>
-          <w:rFonts w:ascii="Avenir Next" w:hAnsi="Avenir Next" w:cs="Avenir Next" w:eastAsia="Avenir Next"/>
-          <w:color w:val="1A1A1A"/>
-          <w:sz w:val="18"/>
-          <w:szCs w:val="18"/>
-        </w:rPr>
         <w:tab/>
       </w:r>
       <w:r>
         <w:rPr>
           <w:rFonts w:ascii="Avenir Next" w:hAnsi="Avenir Next" w:cs="Avenir Next" w:eastAsia="Avenir Next"/>
           <w:color w:val="1A1A1A"/>
+          <w:sz w:val="22"/>
+          <w:szCs w:val="21"/>
+        </w:rPr>
+        <w:t xml:space="preserve">50 ÷ 15 = </w:t>
+      </w:r>
+      <w:r>
+        <w:rPr>
+          <w:rFonts w:ascii="Avenir Next" w:hAnsi="Avenir Next" w:cs="Avenir Next" w:eastAsia="Avenir Next"/>
+          <w:color w:val="1A1A1A"/>
           <w:sz w:val="21"/>
           <w:szCs w:val="21"/>
-        </w:rPr>
-        <w:t xml:space="preserve">50 ÷ 15 = </w:t>
-      </w:r>
-      <w:r>
-        <w:rPr>
-          <w:rFonts w:ascii="Avenir Next" w:hAnsi="Avenir Next" w:cs="Avenir Next" w:eastAsia="Avenir Next"/>
-          <w:color w:val="1A1A1A"/>
-          <w:sz w:val="21"/>
-          <w:szCs w:val="21"/>
           <w:u w:val="single"/>
         </w:rPr>
         <w:t xml:space="preserve">                </w:t>
@@ -2769,7 +2788,7 @@
         <w:rPr>
           <w:rFonts w:ascii="Avenir Next" w:hAnsi="Avenir Next" w:cs="Avenir Next" w:eastAsia="Avenir Next"/>
           <w:color w:val="1A1A1A"/>
-          <w:sz w:val="21"/>
+          <w:sz w:val="22"/>
           <w:szCs w:val="21"/>
         </w:rPr>
         <w:t xml:space="preserve"> R </w:t>
@@ -2799,35 +2818,35 @@
           <w:rFonts w:ascii="Avenir Next" w:hAnsi="Avenir Next" w:cs="Avenir Next" w:eastAsia="Avenir Next"/>
           <w:b/>
           <w:color w:val="003A70"/>
+          <w:sz w:val="22"/>
+          <w:szCs w:val="18"/>
+        </w:rPr>
+        <w:t xml:space="preserve">Step 2</w:t>
+      </w:r>
+      <w:r>
+        <w:rPr>
+          <w:rFonts w:ascii="Avenir Next" w:hAnsi="Avenir Next" w:cs="Avenir Next" w:eastAsia="Avenir Next"/>
+          <w:color w:val="1A1A1A"/>
           <w:sz w:val="18"/>
           <w:szCs w:val="18"/>
         </w:rPr>
-        <w:t xml:space="preserve">Step 2</w:t>
-      </w:r>
-      <w:r>
-        <w:rPr>
-          <w:rFonts w:ascii="Avenir Next" w:hAnsi="Avenir Next" w:cs="Avenir Next" w:eastAsia="Avenir Next"/>
-          <w:color w:val="1A1A1A"/>
-          <w:sz w:val="18"/>
-          <w:szCs w:val="18"/>
-        </w:rPr>
         <w:tab/>
       </w:r>
       <w:r>
         <w:rPr>
           <w:rFonts w:ascii="Avenir Next" w:hAnsi="Avenir Next" w:cs="Avenir Next" w:eastAsia="Avenir Next"/>
           <w:color w:val="1A1A1A"/>
+          <w:sz w:val="22"/>
+          <w:szCs w:val="21"/>
+        </w:rPr>
+        <w:t xml:space="preserve">The remainder is </w:t>
+      </w:r>
+      <w:r>
+        <w:rPr>
+          <w:rFonts w:ascii="Avenir Next" w:hAnsi="Avenir Next" w:cs="Avenir Next" w:eastAsia="Avenir Next"/>
+          <w:color w:val="1A1A1A"/>
           <w:sz w:val="21"/>
           <w:szCs w:val="21"/>
-        </w:rPr>
-        <w:t xml:space="preserve">The remainder is </w:t>
-      </w:r>
-      <w:r>
-        <w:rPr>
-          <w:rFonts w:ascii="Avenir Next" w:hAnsi="Avenir Next" w:cs="Avenir Next" w:eastAsia="Avenir Next"/>
-          <w:color w:val="1A1A1A"/>
-          <w:sz w:val="21"/>
-          <w:szCs w:val="21"/>
           <w:u w:val="single"/>
         </w:rPr>
         <w:t xml:space="preserve">                </w:t>
@@ -2836,7 +2855,7 @@
         <w:rPr>
           <w:rFonts w:ascii="Avenir Next" w:hAnsi="Avenir Next" w:cs="Avenir Next" w:eastAsia="Avenir Next"/>
           <w:color w:val="1A1A1A"/>
-          <w:sz w:val="21"/>
+          <w:sz w:val="22"/>
           <w:szCs w:val="21"/>
         </w:rPr>
         <w:t xml:space="preserve">.</w:t>
@@ -2856,35 +2875,35 @@
           <w:rFonts w:ascii="Avenir Next" w:hAnsi="Avenir Next" w:cs="Avenir Next" w:eastAsia="Avenir Next"/>
           <w:b/>
           <w:color w:val="003A70"/>
+          <w:sz w:val="22"/>
+          <w:szCs w:val="18"/>
+        </w:rPr>
+        <w:t xml:space="preserve">Step 3</w:t>
+      </w:r>
+      <w:r>
+        <w:rPr>
+          <w:rFonts w:ascii="Avenir Next" w:hAnsi="Avenir Next" w:cs="Avenir Next" w:eastAsia="Avenir Next"/>
+          <w:color w:val="1A1A1A"/>
           <w:sz w:val="18"/>
           <w:szCs w:val="18"/>
         </w:rPr>
-        <w:t xml:space="preserve">Step 3</w:t>
-      </w:r>
-      <w:r>
-        <w:rPr>
-          <w:rFonts w:ascii="Avenir Next" w:hAnsi="Avenir Next" w:cs="Avenir Next" w:eastAsia="Avenir Next"/>
-          <w:color w:val="1A1A1A"/>
-          <w:sz w:val="18"/>
-          <w:szCs w:val="18"/>
-        </w:rPr>
         <w:tab/>
       </w:r>
       <w:r>
         <w:rPr>
           <w:rFonts w:ascii="Avenir Next" w:hAnsi="Avenir Next" w:cs="Avenir Next" w:eastAsia="Avenir Next"/>
           <w:color w:val="1A1A1A"/>
+          <w:sz w:val="22"/>
+          <w:szCs w:val="21"/>
+        </w:rPr>
+        <w:t xml:space="preserve">Is 50 a multiple of 15? </w:t>
+      </w:r>
+      <w:r>
+        <w:rPr>
+          <w:rFonts w:ascii="Avenir Next" w:hAnsi="Avenir Next" w:cs="Avenir Next" w:eastAsia="Avenir Next"/>
+          <w:color w:val="1A1A1A"/>
           <w:sz w:val="21"/>
           <w:szCs w:val="21"/>
-        </w:rPr>
-        <w:t xml:space="preserve">Is 50 a multiple of 15? </w:t>
-      </w:r>
-      <w:r>
-        <w:rPr>
-          <w:rFonts w:ascii="Avenir Next" w:hAnsi="Avenir Next" w:cs="Avenir Next" w:eastAsia="Avenir Next"/>
-          <w:color w:val="1A1A1A"/>
-          <w:sz w:val="21"/>
-          <w:szCs w:val="21"/>
           <w:u w:val="single"/>
         </w:rPr>
         <w:t xml:space="preserve">                </w:t>
@@ -2897,6 +2916,7 @@
     </w:p>
     <w:p>
       <w:pPr>
+        <w:pStyle w:val="Heading2"/>
         <w:keepNext/>
         <w:pBdr>
           <w:bottom w:val="single" w:sz="8" w:space="3" w:color="003A70"/>
@@ -2912,7 +2932,7 @@
           <w:b/>
           <w:color w:val="003A70"/>
           <w:spacing w:val="14"/>
-          <w:sz w:val="19"/>
+          <w:sz w:val="22"/>
           <w:szCs w:val="19"/>
         </w:rPr>
         <w:t xml:space="preserve">YOUR TURN</w:t>
@@ -2931,7 +2951,7 @@
           <w:rFonts w:ascii="Avenir Next" w:hAnsi="Avenir Next" w:cs="Avenir Next" w:eastAsia="Avenir Next"/>
           <w:i/>
           <w:color w:val="5A5F66"/>
-          <w:sz w:val="17"/>
+          <w:sz w:val="22"/>
           <w:szCs w:val="17"/>
         </w:rPr>
         <w:t xml:space="preserve">use the steps on your own</w:t>
@@ -3103,7 +3123,7 @@
                       <w:szCs w:val="22"/>
                       <w:u w:val="single"/>
                     </w:rPr>
-                    <w:t xml:space="preserve">        </w:t>
+                    <w:t xml:space="preserve">            </w:t>
                   </w:r>
                 </w:p>
               </w:tc>
@@ -3165,7 +3185,7 @@
                       <w:szCs w:val="22"/>
                       <w:u w:val="single"/>
                     </w:rPr>
-                    <w:t xml:space="preserve">        </w:t>
+                    <w:t xml:space="preserve">            </w:t>
                   </w:r>
                 </w:p>
               </w:tc>
@@ -3227,7 +3247,7 @@
                       <w:szCs w:val="22"/>
                       <w:u w:val="single"/>
                     </w:rPr>
-                    <w:t xml:space="preserve">        </w:t>
+                    <w:t xml:space="preserve">            </w:t>
                   </w:r>
                 </w:p>
               </w:tc>
@@ -3295,7 +3315,7 @@
                       <w:szCs w:val="22"/>
                       <w:u w:val="single"/>
                     </w:rPr>
-                    <w:t xml:space="preserve">        </w:t>
+                    <w:t xml:space="preserve">            </w:t>
                   </w:r>
                 </w:p>
               </w:tc>
@@ -3357,7 +3377,7 @@
                       <w:szCs w:val="22"/>
                       <w:u w:val="single"/>
                     </w:rPr>
-                    <w:t xml:space="preserve">        </w:t>
+                    <w:t xml:space="preserve">            </w:t>
                   </w:r>
                 </w:p>
               </w:tc>
@@ -3419,7 +3439,7 @@
                       <w:szCs w:val="22"/>
                       <w:u w:val="single"/>
                     </w:rPr>
-                    <w:t xml:space="preserve">        </w:t>
+                    <w:t xml:space="preserve">            </w:t>
                   </w:r>
                 </w:p>
               </w:tc>
@@ -3440,6 +3460,7 @@
     </w:p>
     <w:p>
       <w:pPr>
+        <w:pStyle w:val="Heading2"/>
         <w:keepNext/>
         <w:pBdr>
           <w:bottom w:val="single" w:sz="8" w:space="3" w:color="003A70"/>
@@ -3455,7 +3476,7 @@
           <w:b/>
           <w:color w:val="003A70"/>
           <w:spacing w:val="14"/>
-          <w:sz w:val="19"/>
+          <w:sz w:val="22"/>
           <w:szCs w:val="19"/>
         </w:rPr>
         <w:t xml:space="preserve">READY CHECK</w:t>
@@ -3474,7 +3495,7 @@
           <w:rFonts w:ascii="Avenir Next" w:hAnsi="Avenir Next" w:cs="Avenir Next" w:eastAsia="Avenir Next"/>
           <w:i/>
           <w:color w:val="5A5F66"/>
-          <w:sz w:val="17"/>
+          <w:sz w:val="22"/>
           <w:szCs w:val="17"/>
         </w:rPr>
         <w:t xml:space="preserve">a problem like the one in today’s lesson</w:t>
@@ -3606,25 +3627,25 @@
                       <w:rFonts w:ascii="Avenir Next" w:hAnsi="Avenir Next" w:cs="Avenir Next" w:eastAsia="Avenir Next"/>
                       <w:b/>
                       <w:color w:val="003A70"/>
+                      <w:sz w:val="22"/>
+                      <w:szCs w:val="21"/>
+                    </w:rPr>
+                    <w:t xml:space="preserve">A</w:t>
+                  </w:r>
+                  <w:r>
+                    <w:rPr>
+                      <w:rFonts w:ascii="Avenir Next" w:hAnsi="Avenir Next" w:cs="Avenir Next" w:eastAsia="Avenir Next"/>
+                      <w:color w:val="1A1A1A"/>
                       <w:sz w:val="21"/>
                       <w:szCs w:val="21"/>
                     </w:rPr>
-                    <w:t xml:space="preserve">A</w:t>
-                  </w:r>
-                  <w:r>
-                    <w:rPr>
-                      <w:rFonts w:ascii="Avenir Next" w:hAnsi="Avenir Next" w:cs="Avenir Next" w:eastAsia="Avenir Next"/>
-                      <w:color w:val="1A1A1A"/>
-                      <w:sz w:val="21"/>
-                      <w:szCs w:val="21"/>
-                    </w:rPr>
                     <w:tab/>
                   </w:r>
                   <w:r>
                     <w:rPr>
                       <w:rFonts w:ascii="Avenir Next" w:hAnsi="Avenir Next" w:cs="Avenir Next" w:eastAsia="Avenir Next"/>
                       <w:color w:val="1A1A1A"/>
-                      <w:sz w:val="21"/>
+                      <w:sz w:val="22"/>
                       <w:szCs w:val="21"/>
                     </w:rPr>
                     <w:t xml:space="preserve">3</w:t>
@@ -3649,25 +3670,25 @@
                       <w:rFonts w:ascii="Avenir Next" w:hAnsi="Avenir Next" w:cs="Avenir Next" w:eastAsia="Avenir Next"/>
                       <w:b/>
                       <w:color w:val="003A70"/>
+                      <w:sz w:val="22"/>
+                      <w:szCs w:val="21"/>
+                    </w:rPr>
+                    <w:t xml:space="preserve">B</w:t>
+                  </w:r>
+                  <w:r>
+                    <w:rPr>
+                      <w:rFonts w:ascii="Avenir Next" w:hAnsi="Avenir Next" w:cs="Avenir Next" w:eastAsia="Avenir Next"/>
+                      <w:color w:val="1A1A1A"/>
                       <w:sz w:val="21"/>
                       <w:szCs w:val="21"/>
                     </w:rPr>
-                    <w:t xml:space="preserve">B</w:t>
-                  </w:r>
-                  <w:r>
-                    <w:rPr>
-                      <w:rFonts w:ascii="Avenir Next" w:hAnsi="Avenir Next" w:cs="Avenir Next" w:eastAsia="Avenir Next"/>
-                      <w:color w:val="1A1A1A"/>
-                      <w:sz w:val="21"/>
-                      <w:szCs w:val="21"/>
-                    </w:rPr>
                     <w:tab/>
                   </w:r>
                   <w:r>
                     <w:rPr>
                       <w:rFonts w:ascii="Avenir Next" w:hAnsi="Avenir Next" w:cs="Avenir Next" w:eastAsia="Avenir Next"/>
                       <w:color w:val="1A1A1A"/>
-                      <w:sz w:val="21"/>
+                      <w:sz w:val="22"/>
                       <w:szCs w:val="21"/>
                     </w:rPr>
                     <w:t xml:space="preserve">4</w:t>
@@ -3692,25 +3713,25 @@
                       <w:rFonts w:ascii="Avenir Next" w:hAnsi="Avenir Next" w:cs="Avenir Next" w:eastAsia="Avenir Next"/>
                       <w:b/>
                       <w:color w:val="003A70"/>
+                      <w:sz w:val="22"/>
+                      <w:szCs w:val="21"/>
+                    </w:rPr>
+                    <w:t xml:space="preserve">C</w:t>
+                  </w:r>
+                  <w:r>
+                    <w:rPr>
+                      <w:rFonts w:ascii="Avenir Next" w:hAnsi="Avenir Next" w:cs="Avenir Next" w:eastAsia="Avenir Next"/>
+                      <w:color w:val="1A1A1A"/>
                       <w:sz w:val="21"/>
                       <w:szCs w:val="21"/>
                     </w:rPr>
-                    <w:t xml:space="preserve">C</w:t>
-                  </w:r>
-                  <w:r>
-                    <w:rPr>
-                      <w:rFonts w:ascii="Avenir Next" w:hAnsi="Avenir Next" w:cs="Avenir Next" w:eastAsia="Avenir Next"/>
-                      <w:color w:val="1A1A1A"/>
-                      <w:sz w:val="21"/>
-                      <w:szCs w:val="21"/>
-                    </w:rPr>
                     <w:tab/>
                   </w:r>
                   <w:r>
                     <w:rPr>
                       <w:rFonts w:ascii="Avenir Next" w:hAnsi="Avenir Next" w:cs="Avenir Next" w:eastAsia="Avenir Next"/>
                       <w:color w:val="1A1A1A"/>
-                      <w:sz w:val="21"/>
+                      <w:sz w:val="22"/>
                       <w:szCs w:val="21"/>
                     </w:rPr>
                     <w:t xml:space="preserve">28</w:t>
@@ -3735,25 +3756,25 @@
                       <w:rFonts w:ascii="Avenir Next" w:hAnsi="Avenir Next" w:cs="Avenir Next" w:eastAsia="Avenir Next"/>
                       <w:b/>
                       <w:color w:val="003A70"/>
+                      <w:sz w:val="22"/>
+                      <w:szCs w:val="21"/>
+                    </w:rPr>
+                    <w:t xml:space="preserve">D</w:t>
+                  </w:r>
+                  <w:r>
+                    <w:rPr>
+                      <w:rFonts w:ascii="Avenir Next" w:hAnsi="Avenir Next" w:cs="Avenir Next" w:eastAsia="Avenir Next"/>
+                      <w:color w:val="1A1A1A"/>
                       <w:sz w:val="21"/>
                       <w:szCs w:val="21"/>
                     </w:rPr>
-                    <w:t xml:space="preserve">D</w:t>
-                  </w:r>
-                  <w:r>
-                    <w:rPr>
-                      <w:rFonts w:ascii="Avenir Next" w:hAnsi="Avenir Next" w:cs="Avenir Next" w:eastAsia="Avenir Next"/>
-                      <w:color w:val="1A1A1A"/>
-                      <w:sz w:val="21"/>
-                      <w:szCs w:val="21"/>
-                    </w:rPr>
                     <w:tab/>
                   </w:r>
                   <w:r>
                     <w:rPr>
                       <w:rFonts w:ascii="Avenir Next" w:hAnsi="Avenir Next" w:cs="Avenir Next" w:eastAsia="Avenir Next"/>
                       <w:color w:val="1A1A1A"/>
-                      <w:sz w:val="21"/>
+                      <w:sz w:val="22"/>
                       <w:szCs w:val="21"/>
                     </w:rPr>
                     <w:t xml:space="preserve">56</w:t>
@@ -3802,19 +3823,42 @@
         <w:tblLook w:val="0000" w:firstRow="0" w:lastRow="0" w:firstColumn="0" w:lastColumn="0" w:noHBand="1" w:noVBand="1"/>
       </w:tblPr>
       <w:tblGrid>
-        <w:gridCol w:w="2000"/>
-        <w:gridCol w:w="2300"/>
-        <w:gridCol w:w="2100"/>
-        <w:gridCol w:w="3104"/>
+        <w:gridCol w:w="1750"/>
+        <w:gridCol w:w="2500"/>
+        <w:gridCol w:w="2200"/>
+        <w:gridCol w:w="3054"/>
       </w:tblGrid>
       <w:tr>
         <w:trPr>
           <w:cantSplit/>
-          <w:trHeight w:val="320" w:hRule="atLeast"/>
+          <w:trHeight w:val="300" w:hRule="atLeast"/>
         </w:trPr>
         <w:tc>
           <w:tcPr>
-            <w:tcW w:w="2000" w:type="dxa"/>
+            <w:tcW w:w="1750" w:type="dxa"/>
+            <w:vAlign w:val="center"/>
+          </w:tcPr>
+          <w:p>
+            <w:pPr>
+              <w:pStyle w:val="Heading2"/>
+              <w:spacing w:before="0" w:after="0" w:line="240" w:lineRule="auto"/>
+            </w:pPr>
+            <w:r>
+              <w:rPr>
+                <w:rFonts w:ascii="Avenir Next" w:hAnsi="Avenir Next" w:cs="Avenir Next" w:eastAsia="Avenir Next"/>
+                <w:b/>
+                <w:color w:val="003A70"/>
+                <w:spacing w:val="12"/>
+                <w:sz w:val="15"/>
+                <w:szCs w:val="15"/>
+              </w:rPr>
+              <w:t xml:space="preserve">CHECK YOURSELF</w:t>
+            </w:r>
+          </w:p>
+        </w:tc>
+        <w:tc>
+          <w:tcPr>
+            <w:tcW w:w="2500" w:type="dxa"/>
             <w:vAlign w:val="center"/>
           </w:tcPr>
           <w:p>
@@ -3823,20 +3867,27 @@
             </w:pPr>
             <w:r>
               <w:rPr>
-                <w:rFonts w:ascii="Avenir Next" w:hAnsi="Avenir Next" w:cs="Avenir Next" w:eastAsia="Avenir Next"/>
-                <w:b/>
-                <w:color w:val="003A70"/>
-                <w:spacing w:val="12"/>
-                <w:sz w:val="15"/>
-                <w:szCs w:val="15"/>
-              </w:rPr>
-              <w:t xml:space="preserve">CHECK YOURSELF</w:t>
+                <w:rFonts w:ascii="Arial" w:hAnsi="Arial" w:cs="Arial" w:eastAsia="Arial"/>
+                <w:color w:val="1A1A1A"/>
+                <w:sz w:val="20"/>
+                <w:szCs w:val="20"/>
+              </w:rPr>
+              <w:t xml:space="preserve">□</w:t>
+            </w:r>
+            <w:r>
+              <w:rPr>
+                <w:rFonts w:ascii="Avenir Next" w:hAnsi="Avenir Next" w:cs="Avenir Next" w:eastAsia="Avenir Next"/>
+                <w:color w:val="1A1A1A"/>
+                <w:sz w:val="17"/>
+                <w:szCs w:val="17"/>
+              </w:rPr>
+              <w:t xml:space="preserve">  I can do this on my own</w:t>
             </w:r>
           </w:p>
         </w:tc>
         <w:tc>
           <w:tcPr>
-            <w:tcW w:w="2300" w:type="dxa"/>
+            <w:tcW w:w="2200" w:type="dxa"/>
             <w:vAlign w:val="center"/>
           </w:tcPr>
           <w:p>
@@ -3847,8 +3898,8 @@
               <w:rPr>
                 <w:rFonts w:ascii="Arial" w:hAnsi="Arial" w:cs="Arial" w:eastAsia="Arial"/>
                 <w:color w:val="1A1A1A"/>
-                <w:sz w:val="24"/>
-                <w:szCs w:val="24"/>
+                <w:sz w:val="20"/>
+                <w:szCs w:val="20"/>
               </w:rPr>
               <w:t xml:space="preserve">□</w:t>
             </w:r>
@@ -3859,13 +3910,13 @@
                 <w:sz w:val="17"/>
                 <w:szCs w:val="17"/>
               </w:rPr>
-              <w:t xml:space="preserve">  I can do this on my own</w:t>
+              <w:t xml:space="preserve">  I need a little help</w:t>
             </w:r>
           </w:p>
         </w:tc>
         <w:tc>
           <w:tcPr>
-            <w:tcW w:w="2100" w:type="dxa"/>
+            <w:tcW w:w="3054" w:type="dxa"/>
             <w:vAlign w:val="center"/>
           </w:tcPr>
           <w:p>
@@ -3876,37 +3927,8 @@
               <w:rPr>
                 <w:rFonts w:ascii="Arial" w:hAnsi="Arial" w:cs="Arial" w:eastAsia="Arial"/>
                 <w:color w:val="1A1A1A"/>
-                <w:sz w:val="24"/>
-                <w:szCs w:val="24"/>
-              </w:rPr>
-              <w:t xml:space="preserve">□</w:t>
-            </w:r>
-            <w:r>
-              <w:rPr>
-                <w:rFonts w:ascii="Avenir Next" w:hAnsi="Avenir Next" w:cs="Avenir Next" w:eastAsia="Avenir Next"/>
-                <w:color w:val="1A1A1A"/>
-                <w:sz w:val="17"/>
-                <w:szCs w:val="17"/>
-              </w:rPr>
-              <w:t xml:space="preserve">  I need a little help</w:t>
-            </w:r>
-          </w:p>
-        </w:tc>
-        <w:tc>
-          <w:tcPr>
-            <w:tcW w:w="3104" w:type="dxa"/>
-            <w:vAlign w:val="center"/>
-          </w:tcPr>
-          <w:p>
-            <w:pPr>
-              <w:spacing w:before="0" w:after="0" w:line="240" w:lineRule="auto"/>
-            </w:pPr>
-            <w:r>
-              <w:rPr>
-                <w:rFonts w:ascii="Arial" w:hAnsi="Arial" w:cs="Arial" w:eastAsia="Arial"/>
-                <w:color w:val="1A1A1A"/>
-                <w:sz w:val="24"/>
-                <w:szCs w:val="24"/>
+                <w:sz w:val="20"/>
+                <w:szCs w:val="20"/>
               </w:rPr>
               <w:t xml:space="preserve">□</w:t>
             </w:r>
@@ -3941,7 +3963,7 @@
     <w:sectPr>
       <w:footerReference w:type="default" r:id="rIdFooter1"/>
       <w:pgSz w:w="12240" w:h="15840"/>
-      <w:pgMar w:top="893" w:right="1224" w:bottom="835" w:left="1512" w:header="432" w:footer="432" w:gutter="0"/>
+      <w:pgMar w:top="780" w:right="1224" w:bottom="760" w:left="1512" w:header="432" w:footer="432" w:gutter="0"/>
       <w:cols w:space="720"/>
     </w:sectPr>
   </w:body>
@@ -4021,7 +4043,106 @@
               <w:sz w:val="15"/>
               <w:szCs w:val="15"/>
             </w:rPr>
-            <w:t xml:space="preserve">Lesson 6-7  ·  Session 2  ·  Prerequisite Practice B</w:t>
+            <w:t xml:space="preserve">6-7 · Page </w:t>
+          </w:r>
+          <w:r>
+            <w:rPr>
+              <w:rFonts w:ascii="Avenir Next" w:hAnsi="Avenir Next" w:cs="Avenir Next" w:eastAsia="Avenir Next"/>
+              <w:color w:val="5A5F66"/>
+              <w:sz w:val="15"/>
+              <w:szCs w:val="15"/>
+            </w:rPr>
+            <w:fldChar w:fldCharType="begin"/>
+          </w:r>
+          <w:r>
+            <w:rPr>
+              <w:rFonts w:ascii="Avenir Next" w:hAnsi="Avenir Next" w:cs="Avenir Next" w:eastAsia="Avenir Next"/>
+              <w:color w:val="5A5F66"/>
+              <w:sz w:val="15"/>
+              <w:szCs w:val="15"/>
+            </w:rPr>
+            <w:instrText xml:space="preserve"> PAGE </w:instrText>
+          </w:r>
+          <w:r>
+            <w:rPr>
+              <w:rFonts w:ascii="Avenir Next" w:hAnsi="Avenir Next" w:cs="Avenir Next" w:eastAsia="Avenir Next"/>
+              <w:color w:val="5A5F66"/>
+              <w:sz w:val="15"/>
+              <w:szCs w:val="15"/>
+            </w:rPr>
+            <w:fldChar w:fldCharType="separate"/>
+          </w:r>
+          <w:r>
+            <w:rPr>
+              <w:rFonts w:ascii="Avenir Next" w:hAnsi="Avenir Next" w:cs="Avenir Next" w:eastAsia="Avenir Next"/>
+              <w:color w:val="5A5F66"/>
+              <w:sz w:val="15"/>
+              <w:szCs w:val="15"/>
+            </w:rPr>
+            <w:t xml:space="preserve">1</w:t>
+          </w:r>
+          <w:r>
+            <w:rPr>
+              <w:rFonts w:ascii="Avenir Next" w:hAnsi="Avenir Next" w:cs="Avenir Next" w:eastAsia="Avenir Next"/>
+              <w:color w:val="5A5F66"/>
+              <w:sz w:val="15"/>
+              <w:szCs w:val="15"/>
+            </w:rPr>
+            <w:fldChar w:fldCharType="end"/>
+          </w:r>
+          <w:r>
+            <w:rPr>
+              <w:rFonts w:ascii="Avenir Next" w:hAnsi="Avenir Next" w:cs="Avenir Next" w:eastAsia="Avenir Next"/>
+              <w:color w:val="5A5F66"/>
+              <w:sz w:val="15"/>
+              <w:szCs w:val="15"/>
+            </w:rPr>
+            <w:t xml:space="preserve"> of </w:t>
+          </w:r>
+          <w:r>
+            <w:rPr>
+              <w:rFonts w:ascii="Avenir Next" w:hAnsi="Avenir Next" w:cs="Avenir Next" w:eastAsia="Avenir Next"/>
+              <w:color w:val="5A5F66"/>
+              <w:sz w:val="15"/>
+              <w:szCs w:val="15"/>
+            </w:rPr>
+            <w:fldChar w:fldCharType="begin"/>
+          </w:r>
+          <w:r>
+            <w:rPr>
+              <w:rFonts w:ascii="Avenir Next" w:hAnsi="Avenir Next" w:cs="Avenir Next" w:eastAsia="Avenir Next"/>
+              <w:color w:val="5A5F66"/>
+              <w:sz w:val="15"/>
+              <w:szCs w:val="15"/>
+            </w:rPr>
+            <w:instrText xml:space="preserve"> NUMPAGES </w:instrText>
+          </w:r>
+          <w:r>
+            <w:rPr>
+              <w:rFonts w:ascii="Avenir Next" w:hAnsi="Avenir Next" w:cs="Avenir Next" w:eastAsia="Avenir Next"/>
+              <w:color w:val="5A5F66"/>
+              <w:sz w:val="15"/>
+              <w:szCs w:val="15"/>
+            </w:rPr>
+            <w:fldChar w:fldCharType="separate"/>
+          </w:r>
+          <w:r>
+            <w:rPr>
+              <w:rFonts w:ascii="Avenir Next" w:hAnsi="Avenir Next" w:cs="Avenir Next" w:eastAsia="Avenir Next"/>
+              <w:color w:val="5A5F66"/>
+              <w:sz w:val="15"/>
+              <w:szCs w:val="15"/>
+            </w:rPr>
+            <w:t xml:space="preserve">1</w:t>
+          </w:r>
+          <w:r>
+            <w:rPr>
+              <w:rFonts w:ascii="Avenir Next" w:hAnsi="Avenir Next" w:cs="Avenir Next" w:eastAsia="Avenir Next"/>
+              <w:color w:val="5A5F66"/>
+              <w:sz w:val="15"/>
+              <w:szCs w:val="15"/>
+            </w:rPr>
+            <w:fldChar w:fldCharType="end"/>
           </w:r>
         </w:p>
       </w:tc>
@@ -4064,5 +4185,23 @@
       </w:tblCellMar>
     </w:tblPr>
   </w:style>
+  <w:style w:type="paragraph" w:styleId="Heading1">
+    <w:name w:val="heading 1"/>
+    <w:basedOn w:val="Normal"/>
+    <w:pPr>
+      <w:outlineLvl w:val="0"/>
+      <w:keepNext w:val="0"/>
+      <w:keepLines w:val="0"/>
+    </w:pPr>
+  </w:style>
+  <w:style w:type="paragraph" w:styleId="Heading2">
+    <w:name w:val="heading 2"/>
+    <w:basedOn w:val="Normal"/>
+    <w:pPr>
+      <w:outlineLvl w:val="1"/>
+      <w:keepNext w:val="0"/>
+      <w:keepLines w:val="0"/>
+    </w:pPr>
+  </w:style>
 </w:styles>
 </file>